--- a/Testing.docx
+++ b/Testing.docx
@@ -3,8 +3,2640 @@
 <w:document xmlns:wpc="http://schemas.microsoft.com/office/word/2010/wordprocessingCanvas" xmlns:cx="http://schemas.microsoft.com/office/drawing/2014/chartex" xmlns:cx1="http://schemas.microsoft.com/office/drawing/2015/9/8/chartex" xmlns:cx2="http://schemas.microsoft.com/office/drawing/2015/10/21/chartex" xmlns:cx3="http://schemas.microsoft.com/office/drawing/2016/5/9/chartex" xmlns:cx4="http://schemas.microsoft.com/office/drawing/2016/5/10/chartex" xmlns:cx5="http://schemas.microsoft.com/office/drawing/2016/5/11/chartex" xmlns:cx6="http://schemas.microsoft.com/office/drawing/2016/5/12/chartex" xmlns:cx7="http://schemas.microsoft.com/office/drawing/2016/5/13/chartex" xmlns:cx8="http://schemas.microsoft.com/office/drawing/2016/5/14/chartex" xmlns:mc="http://schemas.openxmlformats.org/markup-compatibility/2006" xmlns:aink="http://schemas.microsoft.com/office/drawing/2016/ink" xmlns:am3d="http://schemas.microsoft.com/office/drawing/2017/model3d" xmlns:o="urn:schemas-microsoft-com:office:office" xmlns:r="http://schemas.openxmlformats.org/officeDocument/2006/relationships" xmlns:m="http://schemas.openxmlformats.org/officeDocument/2006/math" xmlns:v="urn:schemas-microsoft-com:vml" xmlns:wp14="http://schemas.microsoft.com/office/word/2010/wordprocessingDrawing" xmlns:wp="http://schemas.openxmlformats.org/drawingml/2006/wordprocessingDrawing" xmlns:w10="urn:schemas-microsoft-com:office:word" xmlns:w="http://schemas.openxmlformats.org/wordprocessingml/2006/main" xmlns:w14="http://schemas.microsoft.com/office/word/2010/wordml" xmlns:w15="http://schemas.microsoft.com/office/word/2012/wordml" xmlns:w16cex="http://schemas.microsoft.com/office/word/2018/wordml/cex" xmlns:w16cid="http://schemas.microsoft.com/office/word/2016/wordml/cid" xmlns:w16="http://schemas.microsoft.com/office/word/2018/wordml" xmlns:w16sdtdh="http://schemas.microsoft.com/office/word/2020/wordml/sdtdatahash" xmlns:w16se="http://schemas.microsoft.com/office/word/2015/wordml/symex" xmlns:wpg="http://schemas.microsoft.com/office/word/2010/wordprocessingGroup" xmlns:wpi="http://schemas.microsoft.com/office/word/2010/wordprocessingInk" xmlns:wne="http://schemas.microsoft.com/office/word/2006/wordml" xmlns:wps="http://schemas.microsoft.com/office/word/2010/wordprocessingShape" mc:Ignorable="w14 w15 w16se w16cid w16 w16cex w16sdtdh wp14">
   <w:body>
     <w:p>
-      <w:r>
-        <w:t xml:space="preserve">Testing </w:t>
+      <w:pPr>
+        <w:jc w:val="center"/>
+        <w:rPr>
+          <w:rFonts w:ascii="Arial Black" w:hAnsi="Arial Black"/>
+          <w:sz w:val="36"/>
+          <w:szCs w:val="36"/>
+        </w:rPr>
+      </w:pPr>
+      <w:r>
+        <w:rPr>
+          <w:noProof/>
+          <w:sz w:val="36"/>
+          <w:szCs w:val="36"/>
+        </w:rPr>
+        <w:drawing>
+          <wp:anchor distT="0" distB="0" distL="114300" distR="114300" simplePos="0" relativeHeight="251660288" behindDoc="1" locked="0" layoutInCell="1" allowOverlap="1" wp14:anchorId="2D3D16A5" wp14:editId="206E3CA8">
+            <wp:simplePos x="0" y="0"/>
+            <wp:positionH relativeFrom="column">
+              <wp:posOffset>-355600</wp:posOffset>
+            </wp:positionH>
+            <wp:positionV relativeFrom="paragraph">
+              <wp:posOffset>31750</wp:posOffset>
+            </wp:positionV>
+            <wp:extent cx="1449555" cy="965200"/>
+            <wp:effectExtent l="0" t="0" r="0" b="6350"/>
+            <wp:wrapNone/>
+            <wp:docPr id="2" name="Picture 2"/>
+            <wp:cNvGraphicFramePr>
+              <a:graphicFrameLocks xmlns:a="http://schemas.openxmlformats.org/drawingml/2006/main" noChangeAspect="1"/>
+            </wp:cNvGraphicFramePr>
+            <a:graphic xmlns:a="http://schemas.openxmlformats.org/drawingml/2006/main">
+              <a:graphicData uri="http://schemas.openxmlformats.org/drawingml/2006/picture">
+                <pic:pic xmlns:pic="http://schemas.openxmlformats.org/drawingml/2006/picture">
+                  <pic:nvPicPr>
+                    <pic:cNvPr id="0" name="Picture 1"/>
+                    <pic:cNvPicPr>
+                      <a:picLocks noChangeAspect="1" noChangeArrowheads="1"/>
+                    </pic:cNvPicPr>
+                  </pic:nvPicPr>
+                  <pic:blipFill>
+                    <a:blip r:embed="rId4">
+                      <a:extLst>
+                        <a:ext uri="{28A0092B-C50C-407E-A947-70E740481C1C}">
+                          <a14:useLocalDpi xmlns:a14="http://schemas.microsoft.com/office/drawing/2010/main" val="0"/>
+                        </a:ext>
+                      </a:extLst>
+                    </a:blip>
+                    <a:srcRect/>
+                    <a:stretch>
+                      <a:fillRect/>
+                    </a:stretch>
+                  </pic:blipFill>
+                  <pic:spPr bwMode="auto">
+                    <a:xfrm>
+                      <a:off x="0" y="0"/>
+                      <a:ext cx="1449555" cy="965200"/>
+                    </a:xfrm>
+                    <a:prstGeom prst="rect">
+                      <a:avLst/>
+                    </a:prstGeom>
+                    <a:noFill/>
+                    <a:ln>
+                      <a:noFill/>
+                    </a:ln>
+                  </pic:spPr>
+                </pic:pic>
+              </a:graphicData>
+            </a:graphic>
+            <wp14:sizeRelH relativeFrom="margin">
+              <wp14:pctWidth>0</wp14:pctWidth>
+            </wp14:sizeRelH>
+            <wp14:sizeRelV relativeFrom="margin">
+              <wp14:pctHeight>0</wp14:pctHeight>
+            </wp14:sizeRelV>
+          </wp:anchor>
+        </w:drawing>
+      </w:r>
+      <w:r>
+        <w:rPr>
+          <w:rFonts w:ascii="Arial Black" w:hAnsi="Arial Black"/>
+          <w:sz w:val="36"/>
+          <w:szCs w:val="36"/>
+        </w:rPr>
+        <w:t>DEWAN KEMAKMURAN MASJID</w:t>
+      </w:r>
+    </w:p>
+    <w:p>
+      <w:pPr>
+        <w:jc w:val="center"/>
+        <w:rPr>
+          <w:rFonts w:ascii="Arial Black" w:hAnsi="Arial Black"/>
+          <w:sz w:val="36"/>
+          <w:szCs w:val="36"/>
+        </w:rPr>
+      </w:pPr>
+      <w:r>
+        <w:rPr>
+          <w:rFonts w:ascii="Arial Black" w:hAnsi="Arial Black"/>
+          <w:sz w:val="36"/>
+          <w:szCs w:val="36"/>
+        </w:rPr>
+        <w:t xml:space="preserve"> </w:t>
+      </w:r>
+      <w:r>
+        <w:rPr>
+          <w:rFonts w:ascii="Arial Black" w:hAnsi="Arial Black"/>
+          <w:sz w:val="36"/>
+          <w:szCs w:val="36"/>
+        </w:rPr>
+        <w:t>JAMI NURUL WAFA</w:t>
+      </w:r>
+    </w:p>
+    <w:p>
+      <w:pPr>
+        <w:pBdr>
+          <w:bottom w:val="single" w:sz="4" w:space="1" w:color="auto"/>
+        </w:pBdr>
+        <w:jc w:val="center"/>
+        <w:rPr>
+          <w:rFonts w:cstheme="minorHAnsi"/>
+          <w:sz w:val="20"/>
+          <w:szCs w:val="20"/>
+        </w:rPr>
+      </w:pPr>
+      <w:r>
+        <w:rPr>
+          <w:rFonts w:cstheme="minorHAnsi"/>
+          <w:noProof/>
+          <w:sz w:val="20"/>
+          <w:szCs w:val="20"/>
+        </w:rPr>
+        <mc:AlternateContent>
+          <mc:Choice Requires="wps">
+            <w:drawing>
+              <wp:anchor distT="0" distB="0" distL="114300" distR="114300" simplePos="0" relativeHeight="251659264" behindDoc="0" locked="0" layoutInCell="1" allowOverlap="1" wp14:anchorId="31E76B4F" wp14:editId="53D57EE5">
+                <wp:simplePos x="0" y="0"/>
+                <wp:positionH relativeFrom="margin">
+                  <wp:align>center</wp:align>
+                </wp:positionH>
+                <wp:positionV relativeFrom="paragraph">
+                  <wp:posOffset>157380</wp:posOffset>
+                </wp:positionV>
+                <wp:extent cx="5976972" cy="0"/>
+                <wp:effectExtent l="0" t="0" r="0" b="0"/>
+                <wp:wrapNone/>
+                <wp:docPr id="1" name="Straight Connector 1"/>
+                <wp:cNvGraphicFramePr/>
+                <a:graphic xmlns:a="http://schemas.openxmlformats.org/drawingml/2006/main">
+                  <a:graphicData uri="http://schemas.microsoft.com/office/word/2010/wordprocessingShape">
+                    <wps:wsp>
+                      <wps:cNvCnPr/>
+                      <wps:spPr>
+                        <a:xfrm>
+                          <a:off x="0" y="0"/>
+                          <a:ext cx="5976972" cy="0"/>
+                        </a:xfrm>
+                        <a:prstGeom prst="line">
+                          <a:avLst/>
+                        </a:prstGeom>
+                      </wps:spPr>
+                      <wps:style>
+                        <a:lnRef idx="1">
+                          <a:schemeClr val="dk1"/>
+                        </a:lnRef>
+                        <a:fillRef idx="0">
+                          <a:schemeClr val="dk1"/>
+                        </a:fillRef>
+                        <a:effectRef idx="0">
+                          <a:schemeClr val="dk1"/>
+                        </a:effectRef>
+                        <a:fontRef idx="minor">
+                          <a:schemeClr val="tx1"/>
+                        </a:fontRef>
+                      </wps:style>
+                      <wps:bodyPr/>
+                    </wps:wsp>
+                  </a:graphicData>
+                </a:graphic>
+              </wp:anchor>
+            </w:drawing>
+          </mc:Choice>
+          <mc:Fallback>
+            <w:pict>
+              <v:line w14:anchorId="325C6992" id="Straight Connector 1" o:spid="_x0000_s1026" style="position:absolute;z-index:251659264;visibility:visible;mso-wrap-style:square;mso-wrap-distance-left:9pt;mso-wrap-distance-top:0;mso-wrap-distance-right:9pt;mso-wrap-distance-bottom:0;mso-position-horizontal:center;mso-position-horizontal-relative:margin;mso-position-vertical:absolute;mso-position-vertical-relative:text" from="0,12.4pt" to="470.65pt,12.4pt" o:gfxdata="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" strokecolor="black [3200]" strokeweight=".5pt">
+                <v:stroke joinstyle="miter"/>
+                <w10:wrap anchorx="margin"/>
+              </v:line>
+            </w:pict>
+          </mc:Fallback>
+        </mc:AlternateContent>
+      </w:r>
+      <w:r>
+        <w:rPr>
+          <w:rFonts w:cstheme="minorHAnsi"/>
+          <w:sz w:val="20"/>
+          <w:szCs w:val="20"/>
+        </w:rPr>
+        <w:t xml:space="preserve">Secretariat: </w:t>
+      </w:r>
+      <w:proofErr w:type="spellStart"/>
+      <w:r>
+        <w:rPr>
+          <w:rFonts w:cstheme="minorHAnsi"/>
+          <w:sz w:val="20"/>
+          <w:szCs w:val="20"/>
+        </w:rPr>
+        <w:t>jl</w:t>
+      </w:r>
+      <w:proofErr w:type="spellEnd"/>
+      <w:r>
+        <w:rPr>
+          <w:rFonts w:cstheme="minorHAnsi"/>
+          <w:sz w:val="20"/>
+          <w:szCs w:val="20"/>
+        </w:rPr>
+        <w:t xml:space="preserve"> Raya </w:t>
+      </w:r>
+      <w:proofErr w:type="spellStart"/>
+      <w:r>
+        <w:rPr>
+          <w:rFonts w:cstheme="minorHAnsi"/>
+          <w:sz w:val="20"/>
+          <w:szCs w:val="20"/>
+        </w:rPr>
+        <w:t>Rawa</w:t>
+      </w:r>
+      <w:proofErr w:type="spellEnd"/>
+      <w:r>
+        <w:rPr>
+          <w:rFonts w:cstheme="minorHAnsi"/>
+          <w:sz w:val="20"/>
+          <w:szCs w:val="20"/>
+        </w:rPr>
+        <w:t xml:space="preserve"> Kalong, </w:t>
+      </w:r>
+      <w:proofErr w:type="spellStart"/>
+      <w:r>
+        <w:rPr>
+          <w:rFonts w:cstheme="minorHAnsi"/>
+          <w:sz w:val="20"/>
+          <w:szCs w:val="20"/>
+        </w:rPr>
+        <w:t>kp</w:t>
+      </w:r>
+      <w:proofErr w:type="spellEnd"/>
+      <w:r>
+        <w:rPr>
+          <w:rFonts w:cstheme="minorHAnsi"/>
+          <w:sz w:val="20"/>
+          <w:szCs w:val="20"/>
+        </w:rPr>
+        <w:t xml:space="preserve"> </w:t>
+      </w:r>
+      <w:proofErr w:type="spellStart"/>
+      <w:r>
+        <w:rPr>
+          <w:rFonts w:cstheme="minorHAnsi"/>
+          <w:sz w:val="20"/>
+          <w:szCs w:val="20"/>
+        </w:rPr>
+        <w:t>rawa</w:t>
+      </w:r>
+      <w:proofErr w:type="spellEnd"/>
+      <w:r>
+        <w:rPr>
+          <w:rFonts w:cstheme="minorHAnsi"/>
+          <w:sz w:val="20"/>
+          <w:szCs w:val="20"/>
+        </w:rPr>
+        <w:t xml:space="preserve"> kalong RT 002/021 </w:t>
+      </w:r>
+      <w:proofErr w:type="spellStart"/>
+      <w:r>
+        <w:rPr>
+          <w:rFonts w:cstheme="minorHAnsi"/>
+          <w:sz w:val="20"/>
+          <w:szCs w:val="20"/>
+        </w:rPr>
+        <w:t>setia</w:t>
+      </w:r>
+      <w:proofErr w:type="spellEnd"/>
+      <w:r>
+        <w:rPr>
+          <w:rFonts w:cstheme="minorHAnsi"/>
+          <w:sz w:val="20"/>
+          <w:szCs w:val="20"/>
+        </w:rPr>
+        <w:t xml:space="preserve"> </w:t>
+      </w:r>
+      <w:proofErr w:type="spellStart"/>
+      <w:r>
+        <w:rPr>
+          <w:rFonts w:cstheme="minorHAnsi"/>
+          <w:sz w:val="20"/>
+          <w:szCs w:val="20"/>
+        </w:rPr>
+        <w:t>mekar</w:t>
+      </w:r>
+      <w:proofErr w:type="spellEnd"/>
+      <w:r>
+        <w:rPr>
+          <w:rFonts w:cstheme="minorHAnsi"/>
+          <w:sz w:val="20"/>
+          <w:szCs w:val="20"/>
+        </w:rPr>
+        <w:t xml:space="preserve">, </w:t>
+      </w:r>
+      <w:proofErr w:type="spellStart"/>
+      <w:proofErr w:type="gramStart"/>
+      <w:r>
+        <w:rPr>
+          <w:rFonts w:cstheme="minorHAnsi"/>
+          <w:sz w:val="20"/>
+          <w:szCs w:val="20"/>
+        </w:rPr>
+        <w:t>kec.</w:t>
+      </w:r>
+      <w:r>
+        <w:rPr>
+          <w:rFonts w:cstheme="minorHAnsi"/>
+          <w:sz w:val="20"/>
+          <w:szCs w:val="20"/>
+        </w:rPr>
+        <w:t>Tambun</w:t>
+      </w:r>
+      <w:proofErr w:type="spellEnd"/>
+      <w:proofErr w:type="gramEnd"/>
+      <w:r>
+        <w:rPr>
+          <w:rFonts w:cstheme="minorHAnsi"/>
+          <w:sz w:val="20"/>
+          <w:szCs w:val="20"/>
+        </w:rPr>
+        <w:t xml:space="preserve"> </w:t>
+      </w:r>
+      <w:proofErr w:type="spellStart"/>
+      <w:r>
+        <w:rPr>
+          <w:rFonts w:cstheme="minorHAnsi"/>
+          <w:sz w:val="20"/>
+          <w:szCs w:val="20"/>
+        </w:rPr>
+        <w:t>selatan</w:t>
+      </w:r>
+      <w:proofErr w:type="spellEnd"/>
+      <w:r>
+        <w:rPr>
+          <w:rFonts w:cstheme="minorHAnsi"/>
+          <w:sz w:val="20"/>
+          <w:szCs w:val="20"/>
+        </w:rPr>
+        <w:t xml:space="preserve"> </w:t>
+      </w:r>
+      <w:proofErr w:type="spellStart"/>
+      <w:r>
+        <w:rPr>
+          <w:rFonts w:cstheme="minorHAnsi"/>
+          <w:sz w:val="20"/>
+          <w:szCs w:val="20"/>
+        </w:rPr>
+        <w:t>Kab</w:t>
+      </w:r>
+      <w:proofErr w:type="spellEnd"/>
+      <w:r>
+        <w:rPr>
+          <w:rFonts w:cstheme="minorHAnsi"/>
+          <w:sz w:val="20"/>
+          <w:szCs w:val="20"/>
+        </w:rPr>
+        <w:t xml:space="preserve">. Bekasi </w:t>
+      </w:r>
+    </w:p>
+    <w:p>
+      <w:pPr>
+        <w:jc w:val="center"/>
+        <w:rPr>
+          <w:rFonts w:cstheme="minorHAnsi"/>
+          <w:sz w:val="28"/>
+          <w:szCs w:val="28"/>
+        </w:rPr>
+      </w:pPr>
+      <w:r>
+        <w:rPr>
+          <w:rFonts w:cstheme="minorHAnsi"/>
+          <w:sz w:val="28"/>
+          <w:szCs w:val="28"/>
+        </w:rPr>
+        <w:t>SURAT KETERANGAN</w:t>
+      </w:r>
+    </w:p>
+    <w:p>
+      <w:pPr>
+        <w:jc w:val="center"/>
+        <w:rPr>
+          <w:rFonts w:cstheme="minorHAnsi"/>
+          <w:sz w:val="28"/>
+          <w:szCs w:val="28"/>
+        </w:rPr>
+      </w:pPr>
+      <w:proofErr w:type="spellStart"/>
+      <w:r>
+        <w:rPr>
+          <w:rFonts w:cstheme="minorHAnsi"/>
+          <w:sz w:val="28"/>
+          <w:szCs w:val="28"/>
+        </w:rPr>
+        <w:t>بِسْمِ</w:t>
+      </w:r>
+      <w:proofErr w:type="spellEnd"/>
+      <w:r>
+        <w:rPr>
+          <w:rFonts w:cstheme="minorHAnsi"/>
+          <w:sz w:val="28"/>
+          <w:szCs w:val="28"/>
+        </w:rPr>
+        <w:t xml:space="preserve"> </w:t>
+      </w:r>
+      <w:proofErr w:type="spellStart"/>
+      <w:r>
+        <w:rPr>
+          <w:rFonts w:cstheme="minorHAnsi" w:hint="cs"/>
+          <w:sz w:val="28"/>
+          <w:szCs w:val="28"/>
+        </w:rPr>
+        <w:t>ٱ</w:t>
+      </w:r>
+      <w:r>
+        <w:rPr>
+          <w:rFonts w:cstheme="minorHAnsi" w:hint="eastAsia"/>
+          <w:sz w:val="28"/>
+          <w:szCs w:val="28"/>
+        </w:rPr>
+        <w:t>للَّهِ</w:t>
+      </w:r>
+      <w:proofErr w:type="spellEnd"/>
+      <w:r>
+        <w:rPr>
+          <w:rFonts w:cstheme="minorHAnsi"/>
+          <w:sz w:val="28"/>
+          <w:szCs w:val="28"/>
+        </w:rPr>
+        <w:t xml:space="preserve"> </w:t>
+      </w:r>
+      <w:proofErr w:type="spellStart"/>
+      <w:r>
+        <w:rPr>
+          <w:rFonts w:cstheme="minorHAnsi" w:hint="cs"/>
+          <w:sz w:val="28"/>
+          <w:szCs w:val="28"/>
+        </w:rPr>
+        <w:t>ٱ</w:t>
+      </w:r>
+      <w:r>
+        <w:rPr>
+          <w:rFonts w:cstheme="minorHAnsi" w:hint="eastAsia"/>
+          <w:sz w:val="28"/>
+          <w:szCs w:val="28"/>
+        </w:rPr>
+        <w:t>لرَّحْمَٰنِ</w:t>
+      </w:r>
+      <w:proofErr w:type="spellEnd"/>
+      <w:r>
+        <w:rPr>
+          <w:rFonts w:cstheme="minorHAnsi"/>
+          <w:sz w:val="28"/>
+          <w:szCs w:val="28"/>
+        </w:rPr>
+        <w:t xml:space="preserve"> </w:t>
+      </w:r>
+      <w:proofErr w:type="spellStart"/>
+      <w:r>
+        <w:rPr>
+          <w:rFonts w:cstheme="minorHAnsi" w:hint="cs"/>
+          <w:sz w:val="28"/>
+          <w:szCs w:val="28"/>
+        </w:rPr>
+        <w:t>ٱ</w:t>
+      </w:r>
+      <w:r>
+        <w:rPr>
+          <w:rFonts w:cstheme="minorHAnsi" w:hint="eastAsia"/>
+          <w:sz w:val="28"/>
+          <w:szCs w:val="28"/>
+        </w:rPr>
+        <w:t>لرَّحِيمِ</w:t>
+      </w:r>
+      <w:proofErr w:type="spellEnd"/>
+    </w:p>
+    <w:p>
+      <w:pPr>
+        <w:rPr>
+          <w:rFonts w:cstheme="minorHAnsi"/>
+        </w:rPr>
+      </w:pPr>
+      <w:r>
+        <w:rPr>
+          <w:rFonts w:cstheme="minorHAnsi"/>
+        </w:rPr>
+        <w:t xml:space="preserve">Yang </w:t>
+      </w:r>
+      <w:proofErr w:type="spellStart"/>
+      <w:r>
+        <w:rPr>
+          <w:rFonts w:cstheme="minorHAnsi"/>
+        </w:rPr>
+        <w:t>bertanda</w:t>
+      </w:r>
+      <w:proofErr w:type="spellEnd"/>
+      <w:r>
+        <w:rPr>
+          <w:rFonts w:cstheme="minorHAnsi"/>
+        </w:rPr>
+        <w:t xml:space="preserve"> </w:t>
+      </w:r>
+      <w:proofErr w:type="spellStart"/>
+      <w:r>
+        <w:rPr>
+          <w:rFonts w:cstheme="minorHAnsi"/>
+        </w:rPr>
+        <w:t>tangan</w:t>
+      </w:r>
+      <w:proofErr w:type="spellEnd"/>
+      <w:r>
+        <w:rPr>
+          <w:rFonts w:cstheme="minorHAnsi"/>
+        </w:rPr>
+        <w:t xml:space="preserve"> di </w:t>
+      </w:r>
+      <w:proofErr w:type="spellStart"/>
+      <w:r>
+        <w:rPr>
+          <w:rFonts w:cstheme="minorHAnsi"/>
+        </w:rPr>
+        <w:t>bawah</w:t>
+      </w:r>
+      <w:proofErr w:type="spellEnd"/>
+      <w:r>
+        <w:rPr>
+          <w:rFonts w:cstheme="minorHAnsi"/>
+        </w:rPr>
+        <w:t xml:space="preserve">, </w:t>
+      </w:r>
+      <w:proofErr w:type="spellStart"/>
+      <w:r>
+        <w:rPr>
+          <w:rFonts w:cstheme="minorHAnsi"/>
+        </w:rPr>
+        <w:t>ketua</w:t>
+      </w:r>
+      <w:proofErr w:type="spellEnd"/>
+      <w:r>
+        <w:rPr>
+          <w:rFonts w:cstheme="minorHAnsi"/>
+        </w:rPr>
+        <w:t xml:space="preserve"> DKM Masjid </w:t>
+      </w:r>
+      <w:proofErr w:type="gramStart"/>
+      <w:r>
+        <w:rPr>
+          <w:rFonts w:cstheme="minorHAnsi"/>
+        </w:rPr>
+        <w:t>“ Jami</w:t>
+      </w:r>
+      <w:proofErr w:type="gramEnd"/>
+      <w:r>
+        <w:rPr>
+          <w:rFonts w:cstheme="minorHAnsi"/>
+        </w:rPr>
+        <w:t xml:space="preserve"> Nurul </w:t>
+      </w:r>
+      <w:proofErr w:type="spellStart"/>
+      <w:r>
+        <w:rPr>
+          <w:rFonts w:cstheme="minorHAnsi"/>
+        </w:rPr>
+        <w:t>Wafa</w:t>
+      </w:r>
+      <w:proofErr w:type="spellEnd"/>
+      <w:r>
+        <w:rPr>
+          <w:rFonts w:cstheme="minorHAnsi"/>
+        </w:rPr>
+        <w:t xml:space="preserve"> “ </w:t>
+      </w:r>
+      <w:proofErr w:type="spellStart"/>
+      <w:r>
+        <w:rPr>
+          <w:rFonts w:cstheme="minorHAnsi"/>
+        </w:rPr>
+        <w:t>Ustadz</w:t>
+      </w:r>
+      <w:proofErr w:type="spellEnd"/>
+      <w:r>
+        <w:rPr>
+          <w:rFonts w:cstheme="minorHAnsi"/>
+        </w:rPr>
+        <w:t xml:space="preserve"> </w:t>
+      </w:r>
+      <w:proofErr w:type="spellStart"/>
+      <w:r>
+        <w:rPr>
+          <w:rFonts w:cstheme="minorHAnsi"/>
+        </w:rPr>
+        <w:t>Adbul</w:t>
+      </w:r>
+      <w:proofErr w:type="spellEnd"/>
+      <w:r>
+        <w:rPr>
+          <w:rFonts w:cstheme="minorHAnsi"/>
+        </w:rPr>
+        <w:t xml:space="preserve"> Manan </w:t>
+      </w:r>
+      <w:proofErr w:type="spellStart"/>
+      <w:r>
+        <w:rPr>
+          <w:rFonts w:cstheme="minorHAnsi"/>
+        </w:rPr>
+        <w:t>Menerangkan</w:t>
+      </w:r>
+      <w:proofErr w:type="spellEnd"/>
+      <w:r>
+        <w:rPr>
+          <w:rFonts w:cstheme="minorHAnsi"/>
+        </w:rPr>
+        <w:t xml:space="preserve"> </w:t>
+      </w:r>
+      <w:proofErr w:type="spellStart"/>
+      <w:r>
+        <w:rPr>
+          <w:rFonts w:cstheme="minorHAnsi"/>
+        </w:rPr>
+        <w:t>bahwa</w:t>
+      </w:r>
+      <w:proofErr w:type="spellEnd"/>
+      <w:r>
+        <w:rPr>
+          <w:rFonts w:cstheme="minorHAnsi"/>
+        </w:rPr>
+        <w:t xml:space="preserve"> :</w:t>
+      </w:r>
+    </w:p>
+    <w:p>
+      <w:pPr>
+        <w:ind w:firstLine="720"/>
+        <w:rPr>
+          <w:rFonts w:cstheme="minorHAnsi"/>
+        </w:rPr>
+      </w:pPr>
+      <w:r>
+        <w:rPr>
+          <w:rFonts w:cstheme="minorHAnsi"/>
+        </w:rPr>
+        <w:t>NIK</w:t>
+      </w:r>
+      <w:r>
+        <w:rPr>
+          <w:rFonts w:cstheme="minorHAnsi"/>
+        </w:rPr>
+        <w:tab/>
+      </w:r>
+      <w:r>
+        <w:rPr>
+          <w:rFonts w:cstheme="minorHAnsi"/>
+        </w:rPr>
+        <w:tab/>
+      </w:r>
+      <w:r>
+        <w:rPr>
+          <w:rFonts w:cstheme="minorHAnsi"/>
+        </w:rPr>
+        <w:tab/>
+      </w:r>
+      <w:r>
+        <w:rPr>
+          <w:rFonts w:cstheme="minorHAnsi"/>
+        </w:rPr>
+        <w:tab/>
+      </w:r>
+      <w:r>
+        <w:rPr>
+          <w:rFonts w:cstheme="minorHAnsi"/>
+        </w:rPr>
+        <w:t>:</w:t>
+      </w:r>
+      <w:r>
+        <w:rPr>
+          <w:rFonts w:cstheme="minorHAnsi"/>
+        </w:rPr>
+        <w:t xml:space="preserve"> 3216064110990036</w:t>
+      </w:r>
+    </w:p>
+    <w:p>
+      <w:pPr>
+        <w:ind w:firstLine="720"/>
+        <w:rPr>
+          <w:rFonts w:cstheme="minorHAnsi"/>
+        </w:rPr>
+      </w:pPr>
+      <w:r>
+        <w:rPr>
+          <w:rFonts w:cstheme="minorHAnsi"/>
+        </w:rPr>
+        <w:t xml:space="preserve">Nama </w:t>
+      </w:r>
+      <w:r>
+        <w:rPr>
+          <w:rFonts w:cstheme="minorHAnsi"/>
+        </w:rPr>
+        <w:tab/>
+      </w:r>
+      <w:r>
+        <w:rPr>
+          <w:rFonts w:cstheme="minorHAnsi"/>
+        </w:rPr>
+        <w:tab/>
+      </w:r>
+      <w:r>
+        <w:rPr>
+          <w:rFonts w:cstheme="minorHAnsi"/>
+        </w:rPr>
+        <w:tab/>
+      </w:r>
+      <w:proofErr w:type="gramStart"/>
+      <w:r>
+        <w:rPr>
+          <w:rFonts w:cstheme="minorHAnsi"/>
+        </w:rPr>
+        <w:tab/>
+      </w:r>
+      <w:r>
+        <w:rPr>
+          <w:rFonts w:cstheme="minorHAnsi"/>
+        </w:rPr>
+        <w:t>:</w:t>
+      </w:r>
+      <w:proofErr w:type="spellStart"/>
+      <w:r>
+        <w:rPr>
+          <w:rFonts w:cstheme="minorHAnsi"/>
+        </w:rPr>
+        <w:t>Dafie</w:t>
+      </w:r>
+      <w:proofErr w:type="spellEnd"/>
+      <w:proofErr w:type="gramEnd"/>
+      <w:r>
+        <w:rPr>
+          <w:rFonts w:cstheme="minorHAnsi"/>
+        </w:rPr>
+        <w:t xml:space="preserve"> </w:t>
+      </w:r>
+      <w:proofErr w:type="spellStart"/>
+      <w:r>
+        <w:rPr>
+          <w:rFonts w:cstheme="minorHAnsi"/>
+        </w:rPr>
+        <w:t>Anastasya</w:t>
+      </w:r>
+      <w:proofErr w:type="spellEnd"/>
+    </w:p>
+    <w:p>
+      <w:pPr>
+        <w:ind w:firstLine="720"/>
+        <w:rPr>
+          <w:rFonts w:cstheme="minorHAnsi"/>
+        </w:rPr>
+      </w:pPr>
+      <w:proofErr w:type="spellStart"/>
+      <w:r>
+        <w:rPr>
+          <w:rFonts w:cstheme="minorHAnsi"/>
+        </w:rPr>
+        <w:t>Tempat</w:t>
+      </w:r>
+      <w:proofErr w:type="spellEnd"/>
+      <w:r>
+        <w:rPr>
+          <w:rFonts w:cstheme="minorHAnsi"/>
+        </w:rPr>
+        <w:t xml:space="preserve"> dan </w:t>
+      </w:r>
+      <w:proofErr w:type="spellStart"/>
+      <w:r>
+        <w:rPr>
+          <w:rFonts w:cstheme="minorHAnsi"/>
+        </w:rPr>
+        <w:t>Tanggal</w:t>
+      </w:r>
+      <w:proofErr w:type="spellEnd"/>
+      <w:r>
+        <w:rPr>
+          <w:rFonts w:cstheme="minorHAnsi"/>
+        </w:rPr>
+        <w:t xml:space="preserve"> Lahir </w:t>
+      </w:r>
+      <w:proofErr w:type="gramStart"/>
+      <w:r>
+        <w:rPr>
+          <w:rFonts w:cstheme="minorHAnsi"/>
+        </w:rPr>
+        <w:tab/>
+      </w:r>
+      <w:r>
+        <w:rPr>
+          <w:rFonts w:cstheme="minorHAnsi"/>
+        </w:rPr>
+        <w:t>:</w:t>
+      </w:r>
+      <w:r>
+        <w:rPr>
+          <w:rFonts w:cstheme="minorHAnsi"/>
+        </w:rPr>
+        <w:t>Jakarta</w:t>
+      </w:r>
+      <w:proofErr w:type="gramEnd"/>
+      <w:r>
+        <w:rPr>
+          <w:rFonts w:cstheme="minorHAnsi"/>
+        </w:rPr>
+        <w:t>, 01 October 1999</w:t>
+      </w:r>
+    </w:p>
+    <w:p>
+      <w:pPr>
+        <w:ind w:firstLine="720"/>
+        <w:rPr>
+          <w:rFonts w:cstheme="minorHAnsi"/>
+        </w:rPr>
+      </w:pPr>
+      <w:r>
+        <w:rPr>
+          <w:rFonts w:cstheme="minorHAnsi"/>
+        </w:rPr>
+        <w:t xml:space="preserve">Alamat </w:t>
+      </w:r>
+      <w:r>
+        <w:rPr>
+          <w:rFonts w:cstheme="minorHAnsi"/>
+        </w:rPr>
+        <w:tab/>
+      </w:r>
+      <w:r>
+        <w:rPr>
+          <w:rFonts w:cstheme="minorHAnsi"/>
+        </w:rPr>
+        <w:tab/>
+      </w:r>
+      <w:r>
+        <w:rPr>
+          <w:rFonts w:cstheme="minorHAnsi"/>
+        </w:rPr>
+        <w:tab/>
+      </w:r>
+      <w:r>
+        <w:rPr>
+          <w:rFonts w:cstheme="minorHAnsi"/>
+        </w:rPr>
+        <w:tab/>
+      </w:r>
+      <w:r>
+        <w:rPr>
+          <w:rFonts w:cstheme="minorHAnsi"/>
+        </w:rPr>
+        <w:t>:</w:t>
+      </w:r>
+      <w:r>
+        <w:rPr>
+          <w:rFonts w:cstheme="minorHAnsi"/>
+        </w:rPr>
+        <w:t xml:space="preserve"> </w:t>
+      </w:r>
+      <w:proofErr w:type="spellStart"/>
+      <w:r>
+        <w:rPr>
+          <w:rFonts w:cstheme="minorHAnsi"/>
+        </w:rPr>
+        <w:t>Kp</w:t>
+      </w:r>
+      <w:proofErr w:type="spellEnd"/>
+      <w:r>
+        <w:rPr>
+          <w:rFonts w:cstheme="minorHAnsi"/>
+        </w:rPr>
+        <w:t xml:space="preserve"> </w:t>
+      </w:r>
+      <w:proofErr w:type="spellStart"/>
+      <w:r>
+        <w:rPr>
+          <w:rFonts w:cstheme="minorHAnsi"/>
+        </w:rPr>
+        <w:t>rawa</w:t>
+      </w:r>
+      <w:proofErr w:type="spellEnd"/>
+      <w:r>
+        <w:rPr>
+          <w:rFonts w:cstheme="minorHAnsi"/>
+        </w:rPr>
+        <w:t xml:space="preserve"> Kalong RT 003/021 </w:t>
+      </w:r>
+      <w:proofErr w:type="spellStart"/>
+      <w:r>
+        <w:rPr>
+          <w:rFonts w:cstheme="minorHAnsi"/>
+        </w:rPr>
+        <w:t>desa</w:t>
+      </w:r>
+      <w:proofErr w:type="spellEnd"/>
+      <w:r>
+        <w:rPr>
+          <w:rFonts w:cstheme="minorHAnsi"/>
+        </w:rPr>
+        <w:t xml:space="preserve"> </w:t>
+      </w:r>
+      <w:proofErr w:type="spellStart"/>
+      <w:r>
+        <w:rPr>
+          <w:rFonts w:cstheme="minorHAnsi"/>
+        </w:rPr>
+        <w:t>setia</w:t>
+      </w:r>
+      <w:proofErr w:type="spellEnd"/>
+      <w:r>
+        <w:rPr>
+          <w:rFonts w:cstheme="minorHAnsi"/>
+        </w:rPr>
+        <w:t xml:space="preserve"> </w:t>
+      </w:r>
+      <w:proofErr w:type="spellStart"/>
+      <w:r>
+        <w:rPr>
+          <w:rFonts w:cstheme="minorHAnsi"/>
+        </w:rPr>
+        <w:t>mekar</w:t>
+      </w:r>
+      <w:proofErr w:type="spellEnd"/>
+      <w:r>
+        <w:rPr>
+          <w:rFonts w:cstheme="minorHAnsi"/>
+        </w:rPr>
+        <w:t xml:space="preserve"> </w:t>
+      </w:r>
+      <w:proofErr w:type="spellStart"/>
+      <w:proofErr w:type="gramStart"/>
+      <w:r>
+        <w:rPr>
+          <w:rFonts w:cstheme="minorHAnsi"/>
+        </w:rPr>
+        <w:t>kec.tambun</w:t>
+      </w:r>
+      <w:proofErr w:type="spellEnd"/>
+      <w:proofErr w:type="gramEnd"/>
+    </w:p>
+    <w:p>
+      <w:pPr>
+        <w:ind w:left="2880" w:firstLine="720"/>
+        <w:rPr>
+          <w:rFonts w:cstheme="minorHAnsi"/>
+        </w:rPr>
+      </w:pPr>
+      <w:r>
+        <w:rPr>
+          <w:rFonts w:cstheme="minorHAnsi"/>
+        </w:rPr>
+        <w:t xml:space="preserve">  </w:t>
+      </w:r>
+      <w:proofErr w:type="spellStart"/>
+      <w:r>
+        <w:rPr>
+          <w:rFonts w:cstheme="minorHAnsi"/>
+        </w:rPr>
+        <w:t>selatan</w:t>
+      </w:r>
+      <w:proofErr w:type="spellEnd"/>
+      <w:r>
+        <w:rPr>
+          <w:rFonts w:cstheme="minorHAnsi"/>
+        </w:rPr>
+        <w:t xml:space="preserve"> </w:t>
+      </w:r>
+      <w:proofErr w:type="spellStart"/>
+      <w:proofErr w:type="gramStart"/>
+      <w:r>
+        <w:rPr>
+          <w:rFonts w:cstheme="minorHAnsi"/>
+        </w:rPr>
+        <w:t>kab.bekasi</w:t>
+      </w:r>
+      <w:proofErr w:type="spellEnd"/>
+      <w:proofErr w:type="gramEnd"/>
+    </w:p>
+    <w:p>
+      <w:pPr>
+        <w:rPr>
+          <w:rFonts w:cstheme="minorHAnsi"/>
+        </w:rPr>
+      </w:pPr>
+      <w:r>
+        <w:rPr>
+          <w:rFonts w:cstheme="minorHAnsi"/>
+        </w:rPr>
+        <w:t xml:space="preserve">Telah </w:t>
+      </w:r>
+      <w:proofErr w:type="spellStart"/>
+      <w:r>
+        <w:rPr>
+          <w:rFonts w:cstheme="minorHAnsi"/>
+        </w:rPr>
+        <w:t>mengikrarkan</w:t>
+      </w:r>
+      <w:proofErr w:type="spellEnd"/>
+      <w:r>
+        <w:rPr>
+          <w:rFonts w:cstheme="minorHAnsi"/>
+        </w:rPr>
+        <w:t xml:space="preserve"> </w:t>
+      </w:r>
+      <w:proofErr w:type="spellStart"/>
+      <w:r>
+        <w:rPr>
+          <w:rFonts w:cstheme="minorHAnsi"/>
+        </w:rPr>
+        <w:t>diri</w:t>
+      </w:r>
+      <w:proofErr w:type="spellEnd"/>
+      <w:r>
+        <w:rPr>
+          <w:rFonts w:cstheme="minorHAnsi"/>
+        </w:rPr>
+        <w:t xml:space="preserve"> </w:t>
+      </w:r>
+      <w:proofErr w:type="spellStart"/>
+      <w:proofErr w:type="gramStart"/>
+      <w:r>
+        <w:rPr>
+          <w:rFonts w:cstheme="minorHAnsi"/>
+        </w:rPr>
+        <w:t>untuk</w:t>
+      </w:r>
+      <w:proofErr w:type="spellEnd"/>
+      <w:r>
+        <w:rPr>
+          <w:rFonts w:cstheme="minorHAnsi"/>
+        </w:rPr>
+        <w:t xml:space="preserve">  </w:t>
+      </w:r>
+      <w:proofErr w:type="spellStart"/>
+      <w:r>
+        <w:rPr>
+          <w:rFonts w:cstheme="minorHAnsi"/>
+        </w:rPr>
+        <w:t>memeluk</w:t>
+      </w:r>
+      <w:proofErr w:type="spellEnd"/>
+      <w:proofErr w:type="gramEnd"/>
+      <w:r>
+        <w:rPr>
+          <w:rFonts w:cstheme="minorHAnsi"/>
+        </w:rPr>
+        <w:t xml:space="preserve"> agama </w:t>
+      </w:r>
+      <w:proofErr w:type="spellStart"/>
+      <w:r>
+        <w:rPr>
+          <w:rFonts w:cstheme="minorHAnsi"/>
+        </w:rPr>
+        <w:t>islam</w:t>
+      </w:r>
+      <w:proofErr w:type="spellEnd"/>
+      <w:r>
+        <w:rPr>
+          <w:rFonts w:cstheme="minorHAnsi"/>
+        </w:rPr>
+        <w:t xml:space="preserve"> </w:t>
+      </w:r>
+      <w:proofErr w:type="spellStart"/>
+      <w:r>
+        <w:rPr>
+          <w:rFonts w:cstheme="minorHAnsi"/>
+        </w:rPr>
+        <w:t>dengan</w:t>
+      </w:r>
+      <w:proofErr w:type="spellEnd"/>
+      <w:r>
+        <w:rPr>
+          <w:rFonts w:cstheme="minorHAnsi"/>
+        </w:rPr>
+        <w:t xml:space="preserve"> </w:t>
+      </w:r>
+      <w:proofErr w:type="spellStart"/>
+      <w:r>
+        <w:rPr>
+          <w:rFonts w:cstheme="minorHAnsi"/>
+        </w:rPr>
+        <w:t>kesadaran</w:t>
+      </w:r>
+      <w:proofErr w:type="spellEnd"/>
+      <w:r>
+        <w:rPr>
+          <w:rFonts w:cstheme="minorHAnsi"/>
+        </w:rPr>
+        <w:t xml:space="preserve"> dan </w:t>
+      </w:r>
+      <w:proofErr w:type="spellStart"/>
+      <w:r>
+        <w:rPr>
+          <w:rFonts w:cstheme="minorHAnsi"/>
+        </w:rPr>
+        <w:t>keyakinan</w:t>
+      </w:r>
+      <w:proofErr w:type="spellEnd"/>
+      <w:r>
+        <w:rPr>
+          <w:rFonts w:cstheme="minorHAnsi"/>
+        </w:rPr>
+        <w:t xml:space="preserve"> yang </w:t>
+      </w:r>
+      <w:proofErr w:type="spellStart"/>
+      <w:r>
+        <w:rPr>
+          <w:rFonts w:cstheme="minorHAnsi"/>
+        </w:rPr>
+        <w:t>ada</w:t>
+      </w:r>
+      <w:proofErr w:type="spellEnd"/>
+      <w:r>
+        <w:rPr>
+          <w:rFonts w:cstheme="minorHAnsi"/>
+        </w:rPr>
+        <w:t xml:space="preserve"> pada </w:t>
+      </w:r>
+      <w:proofErr w:type="spellStart"/>
+      <w:r>
+        <w:rPr>
+          <w:rFonts w:cstheme="minorHAnsi"/>
+        </w:rPr>
+        <w:t>diri</w:t>
+      </w:r>
+      <w:proofErr w:type="spellEnd"/>
+      <w:r>
+        <w:rPr>
+          <w:rFonts w:cstheme="minorHAnsi"/>
+        </w:rPr>
+        <w:t xml:space="preserve"> </w:t>
+      </w:r>
+      <w:proofErr w:type="spellStart"/>
+      <w:r>
+        <w:rPr>
+          <w:rFonts w:cstheme="minorHAnsi"/>
+        </w:rPr>
+        <w:t>nya</w:t>
+      </w:r>
+      <w:proofErr w:type="spellEnd"/>
+      <w:r>
+        <w:rPr>
+          <w:rFonts w:cstheme="minorHAnsi"/>
+        </w:rPr>
+        <w:t xml:space="preserve"> pada </w:t>
+      </w:r>
+      <w:proofErr w:type="spellStart"/>
+      <w:r>
+        <w:rPr>
+          <w:rFonts w:cstheme="minorHAnsi"/>
+        </w:rPr>
+        <w:t>hari</w:t>
+      </w:r>
+      <w:proofErr w:type="spellEnd"/>
+      <w:r>
+        <w:rPr>
+          <w:rFonts w:cstheme="minorHAnsi"/>
+        </w:rPr>
+        <w:t xml:space="preserve"> </w:t>
+      </w:r>
+      <w:proofErr w:type="spellStart"/>
+      <w:r>
+        <w:rPr>
+          <w:rFonts w:cstheme="minorHAnsi"/>
+        </w:rPr>
+        <w:t>selasa</w:t>
+      </w:r>
+      <w:proofErr w:type="spellEnd"/>
+      <w:r>
+        <w:rPr>
+          <w:rFonts w:cstheme="minorHAnsi"/>
+        </w:rPr>
+        <w:t xml:space="preserve"> 24 </w:t>
+      </w:r>
+      <w:proofErr w:type="spellStart"/>
+      <w:r>
+        <w:rPr>
+          <w:rFonts w:cstheme="minorHAnsi"/>
+        </w:rPr>
+        <w:t>Febuari</w:t>
+      </w:r>
+      <w:proofErr w:type="spellEnd"/>
+      <w:r>
+        <w:rPr>
+          <w:rFonts w:cstheme="minorHAnsi"/>
+        </w:rPr>
+        <w:t xml:space="preserve"> 2026 di </w:t>
+      </w:r>
+      <w:proofErr w:type="spellStart"/>
+      <w:r>
+        <w:rPr>
+          <w:rFonts w:cstheme="minorHAnsi"/>
+        </w:rPr>
+        <w:t>hadapan</w:t>
+      </w:r>
+      <w:proofErr w:type="spellEnd"/>
+      <w:r>
+        <w:rPr>
+          <w:rFonts w:cstheme="minorHAnsi"/>
+        </w:rPr>
+        <w:t xml:space="preserve"> para </w:t>
+      </w:r>
+      <w:proofErr w:type="spellStart"/>
+      <w:r>
+        <w:rPr>
+          <w:rFonts w:cstheme="minorHAnsi"/>
+        </w:rPr>
+        <w:t>saksi</w:t>
+      </w:r>
+      <w:proofErr w:type="spellEnd"/>
+      <w:r>
+        <w:rPr>
+          <w:rFonts w:cstheme="minorHAnsi"/>
+        </w:rPr>
+        <w:t xml:space="preserve"> dan </w:t>
+      </w:r>
+      <w:proofErr w:type="spellStart"/>
+      <w:r>
+        <w:rPr>
+          <w:rFonts w:cstheme="minorHAnsi"/>
+        </w:rPr>
+        <w:t>telah</w:t>
+      </w:r>
+      <w:proofErr w:type="spellEnd"/>
+      <w:r>
+        <w:rPr>
+          <w:rFonts w:cstheme="minorHAnsi"/>
+        </w:rPr>
+        <w:t xml:space="preserve"> </w:t>
+      </w:r>
+      <w:proofErr w:type="spellStart"/>
+      <w:r>
+        <w:rPr>
+          <w:rFonts w:cstheme="minorHAnsi"/>
+        </w:rPr>
+        <w:t>mengucapkan</w:t>
+      </w:r>
+      <w:proofErr w:type="spellEnd"/>
+      <w:r>
+        <w:rPr>
+          <w:rFonts w:cstheme="minorHAnsi"/>
+        </w:rPr>
+        <w:t xml:space="preserve"> </w:t>
+      </w:r>
+      <w:proofErr w:type="spellStart"/>
+      <w:r>
+        <w:rPr>
+          <w:rFonts w:cstheme="minorHAnsi"/>
+        </w:rPr>
+        <w:t>dua</w:t>
+      </w:r>
+      <w:proofErr w:type="spellEnd"/>
+      <w:r>
+        <w:rPr>
+          <w:rFonts w:cstheme="minorHAnsi"/>
+        </w:rPr>
+        <w:t xml:space="preserve"> </w:t>
+      </w:r>
+      <w:proofErr w:type="spellStart"/>
+      <w:r>
+        <w:rPr>
+          <w:rFonts w:cstheme="minorHAnsi"/>
+        </w:rPr>
+        <w:t>kalimat</w:t>
+      </w:r>
+      <w:proofErr w:type="spellEnd"/>
+      <w:r>
+        <w:rPr>
+          <w:rFonts w:cstheme="minorHAnsi"/>
+        </w:rPr>
+        <w:t xml:space="preserve"> </w:t>
+      </w:r>
+      <w:proofErr w:type="spellStart"/>
+      <w:r>
+        <w:rPr>
+          <w:rFonts w:cstheme="minorHAnsi"/>
+        </w:rPr>
+        <w:t>syahadat</w:t>
+      </w:r>
+      <w:proofErr w:type="spellEnd"/>
+      <w:r>
+        <w:rPr>
+          <w:rFonts w:cstheme="minorHAnsi"/>
+        </w:rPr>
+        <w:t xml:space="preserve">. </w:t>
+      </w:r>
+    </w:p>
+    <w:p>
+      <w:pPr>
+        <w:spacing w:after="0" w:line="240" w:lineRule="auto"/>
+        <w:ind w:firstLine="720"/>
+        <w:jc w:val="center"/>
+        <w:rPr>
+          <w:rFonts w:ascii="Times New Roman" w:eastAsia="Times New Roman" w:hAnsi="Times New Roman" w:cs="Times New Roman"/>
+          <w:sz w:val="24"/>
+          <w:szCs w:val="24"/>
+          <w:lang w:val="en-ID" w:eastAsia="en-ID"/>
+        </w:rPr>
+      </w:pPr>
+      <w:proofErr w:type="spellStart"/>
+      <w:r>
+        <w:rPr>
+          <w:rFonts w:ascii="Arial" w:eastAsia="Times New Roman" w:hAnsi="Arial" w:cs="Arial"/>
+          <w:color w:val="212121"/>
+          <w:sz w:val="36"/>
+          <w:szCs w:val="36"/>
+          <w:lang w:val="en-ID" w:eastAsia="en-ID"/>
+        </w:rPr>
+        <w:t>أَشْهَدُ</w:t>
+      </w:r>
+      <w:proofErr w:type="spellEnd"/>
+      <w:r>
+        <w:rPr>
+          <w:rFonts w:ascii="Arial" w:eastAsia="Times New Roman" w:hAnsi="Arial" w:cs="Arial"/>
+          <w:color w:val="212121"/>
+          <w:sz w:val="36"/>
+          <w:szCs w:val="36"/>
+          <w:lang w:val="en-ID" w:eastAsia="en-ID"/>
+        </w:rPr>
+        <w:t xml:space="preserve"> </w:t>
+      </w:r>
+      <w:proofErr w:type="spellStart"/>
+      <w:r>
+        <w:rPr>
+          <w:rFonts w:ascii="Arial" w:eastAsia="Times New Roman" w:hAnsi="Arial" w:cs="Arial"/>
+          <w:color w:val="212121"/>
+          <w:sz w:val="36"/>
+          <w:szCs w:val="36"/>
+          <w:lang w:val="en-ID" w:eastAsia="en-ID"/>
+        </w:rPr>
+        <w:t>أَنْ</w:t>
+      </w:r>
+      <w:proofErr w:type="spellEnd"/>
+      <w:r>
+        <w:rPr>
+          <w:rFonts w:ascii="Arial" w:eastAsia="Times New Roman" w:hAnsi="Arial" w:cs="Arial"/>
+          <w:color w:val="212121"/>
+          <w:sz w:val="36"/>
+          <w:szCs w:val="36"/>
+          <w:lang w:val="en-ID" w:eastAsia="en-ID"/>
+        </w:rPr>
+        <w:t xml:space="preserve"> </w:t>
+      </w:r>
+      <w:proofErr w:type="spellStart"/>
+      <w:r>
+        <w:rPr>
+          <w:rFonts w:ascii="Arial" w:eastAsia="Times New Roman" w:hAnsi="Arial" w:cs="Arial"/>
+          <w:color w:val="212121"/>
+          <w:sz w:val="36"/>
+          <w:szCs w:val="36"/>
+          <w:lang w:val="en-ID" w:eastAsia="en-ID"/>
+        </w:rPr>
+        <w:t>لَا</w:t>
+      </w:r>
+      <w:proofErr w:type="spellEnd"/>
+      <w:r>
+        <w:rPr>
+          <w:rFonts w:ascii="Arial" w:eastAsia="Times New Roman" w:hAnsi="Arial" w:cs="Arial"/>
+          <w:color w:val="212121"/>
+          <w:sz w:val="36"/>
+          <w:szCs w:val="36"/>
+          <w:lang w:val="en-ID" w:eastAsia="en-ID"/>
+        </w:rPr>
+        <w:t xml:space="preserve"> </w:t>
+      </w:r>
+      <w:proofErr w:type="spellStart"/>
+      <w:r>
+        <w:rPr>
+          <w:rFonts w:ascii="Arial" w:eastAsia="Times New Roman" w:hAnsi="Arial" w:cs="Arial"/>
+          <w:color w:val="212121"/>
+          <w:sz w:val="36"/>
+          <w:szCs w:val="36"/>
+          <w:lang w:val="en-ID" w:eastAsia="en-ID"/>
+        </w:rPr>
+        <w:t>إلَهَ</w:t>
+      </w:r>
+      <w:proofErr w:type="spellEnd"/>
+      <w:r>
+        <w:rPr>
+          <w:rFonts w:ascii="Arial" w:eastAsia="Times New Roman" w:hAnsi="Arial" w:cs="Arial"/>
+          <w:color w:val="212121"/>
+          <w:sz w:val="36"/>
+          <w:szCs w:val="36"/>
+          <w:lang w:val="en-ID" w:eastAsia="en-ID"/>
+        </w:rPr>
+        <w:t xml:space="preserve"> </w:t>
+      </w:r>
+      <w:proofErr w:type="spellStart"/>
+      <w:r>
+        <w:rPr>
+          <w:rFonts w:ascii="Arial" w:eastAsia="Times New Roman" w:hAnsi="Arial" w:cs="Arial"/>
+          <w:color w:val="212121"/>
+          <w:sz w:val="36"/>
+          <w:szCs w:val="36"/>
+          <w:lang w:val="en-ID" w:eastAsia="en-ID"/>
+        </w:rPr>
+        <w:t>إلَّا</w:t>
+      </w:r>
+      <w:proofErr w:type="spellEnd"/>
+      <w:r>
+        <w:rPr>
+          <w:rFonts w:ascii="Arial" w:eastAsia="Times New Roman" w:hAnsi="Arial" w:cs="Arial"/>
+          <w:color w:val="212121"/>
+          <w:sz w:val="36"/>
+          <w:szCs w:val="36"/>
+          <w:lang w:val="en-ID" w:eastAsia="en-ID"/>
+        </w:rPr>
+        <w:t xml:space="preserve"> </w:t>
+      </w:r>
+      <w:proofErr w:type="spellStart"/>
+      <w:r>
+        <w:rPr>
+          <w:rFonts w:ascii="Arial" w:eastAsia="Times New Roman" w:hAnsi="Arial" w:cs="Arial"/>
+          <w:color w:val="212121"/>
+          <w:sz w:val="36"/>
+          <w:szCs w:val="36"/>
+          <w:lang w:val="en-ID" w:eastAsia="en-ID"/>
+        </w:rPr>
+        <w:t>اللَّهُ</w:t>
+      </w:r>
+      <w:proofErr w:type="spellEnd"/>
+      <w:r>
+        <w:rPr>
+          <w:rFonts w:ascii="Arial" w:eastAsia="Times New Roman" w:hAnsi="Arial" w:cs="Arial"/>
+          <w:color w:val="212121"/>
+          <w:sz w:val="36"/>
+          <w:szCs w:val="36"/>
+          <w:lang w:val="en-ID" w:eastAsia="en-ID"/>
+        </w:rPr>
+        <w:t xml:space="preserve"> </w:t>
+      </w:r>
+      <w:proofErr w:type="spellStart"/>
+      <w:r>
+        <w:rPr>
+          <w:rFonts w:ascii="Arial" w:eastAsia="Times New Roman" w:hAnsi="Arial" w:cs="Arial"/>
+          <w:color w:val="212121"/>
+          <w:sz w:val="36"/>
+          <w:szCs w:val="36"/>
+          <w:lang w:val="en-ID" w:eastAsia="en-ID"/>
+        </w:rPr>
+        <w:t>وَأَشْهَدُ</w:t>
+      </w:r>
+      <w:proofErr w:type="spellEnd"/>
+      <w:r>
+        <w:rPr>
+          <w:rFonts w:ascii="Arial" w:eastAsia="Times New Roman" w:hAnsi="Arial" w:cs="Arial"/>
+          <w:color w:val="212121"/>
+          <w:sz w:val="36"/>
+          <w:szCs w:val="36"/>
+          <w:lang w:val="en-ID" w:eastAsia="en-ID"/>
+        </w:rPr>
+        <w:t xml:space="preserve"> </w:t>
+      </w:r>
+      <w:proofErr w:type="spellStart"/>
+      <w:r>
+        <w:rPr>
+          <w:rFonts w:ascii="Arial" w:eastAsia="Times New Roman" w:hAnsi="Arial" w:cs="Arial"/>
+          <w:color w:val="212121"/>
+          <w:sz w:val="36"/>
+          <w:szCs w:val="36"/>
+          <w:lang w:val="en-ID" w:eastAsia="en-ID"/>
+        </w:rPr>
+        <w:t>أَنَّ</w:t>
+      </w:r>
+      <w:proofErr w:type="spellEnd"/>
+      <w:r>
+        <w:rPr>
+          <w:rFonts w:ascii="Arial" w:eastAsia="Times New Roman" w:hAnsi="Arial" w:cs="Arial"/>
+          <w:color w:val="212121"/>
+          <w:sz w:val="36"/>
+          <w:szCs w:val="36"/>
+          <w:lang w:val="en-ID" w:eastAsia="en-ID"/>
+        </w:rPr>
+        <w:t xml:space="preserve"> </w:t>
+      </w:r>
+      <w:proofErr w:type="spellStart"/>
+      <w:r>
+        <w:rPr>
+          <w:rFonts w:ascii="Arial" w:eastAsia="Times New Roman" w:hAnsi="Arial" w:cs="Arial"/>
+          <w:color w:val="212121"/>
+          <w:sz w:val="36"/>
+          <w:szCs w:val="36"/>
+          <w:lang w:val="en-ID" w:eastAsia="en-ID"/>
+        </w:rPr>
+        <w:t>مُحَمَّدًا</w:t>
+      </w:r>
+      <w:proofErr w:type="spellEnd"/>
+      <w:r>
+        <w:rPr>
+          <w:rFonts w:ascii="Arial" w:eastAsia="Times New Roman" w:hAnsi="Arial" w:cs="Arial"/>
+          <w:color w:val="212121"/>
+          <w:sz w:val="36"/>
+          <w:szCs w:val="36"/>
+          <w:lang w:val="en-ID" w:eastAsia="en-ID"/>
+        </w:rPr>
+        <w:t xml:space="preserve"> </w:t>
+      </w:r>
+      <w:proofErr w:type="spellStart"/>
+      <w:r>
+        <w:rPr>
+          <w:rFonts w:ascii="Arial" w:eastAsia="Times New Roman" w:hAnsi="Arial" w:cs="Arial"/>
+          <w:color w:val="212121"/>
+          <w:sz w:val="36"/>
+          <w:szCs w:val="36"/>
+          <w:lang w:val="en-ID" w:eastAsia="en-ID"/>
+        </w:rPr>
+        <w:t>رَسُولُ</w:t>
+      </w:r>
+      <w:proofErr w:type="spellEnd"/>
+      <w:r>
+        <w:rPr>
+          <w:rFonts w:ascii="Arial" w:eastAsia="Times New Roman" w:hAnsi="Arial" w:cs="Arial"/>
+          <w:color w:val="212121"/>
+          <w:sz w:val="36"/>
+          <w:szCs w:val="36"/>
+          <w:lang w:val="en-ID" w:eastAsia="en-ID"/>
+        </w:rPr>
+        <w:t xml:space="preserve"> </w:t>
+      </w:r>
+      <w:proofErr w:type="spellStart"/>
+      <w:r>
+        <w:rPr>
+          <w:rFonts w:ascii="Arial" w:eastAsia="Times New Roman" w:hAnsi="Arial" w:cs="Arial"/>
+          <w:color w:val="212121"/>
+          <w:sz w:val="36"/>
+          <w:szCs w:val="36"/>
+          <w:lang w:val="en-ID" w:eastAsia="en-ID"/>
+        </w:rPr>
+        <w:t>اللَّهِ</w:t>
+      </w:r>
+      <w:proofErr w:type="spellEnd"/>
+    </w:p>
+    <w:p>
+      <w:pPr>
+        <w:pStyle w:val="zfr3q"/>
+        <w:spacing w:before="0" w:beforeAutospacing="0" w:after="0" w:afterAutospacing="0"/>
+        <w:ind w:left="300"/>
+        <w:jc w:val="center"/>
+        <w:rPr>
+          <w:rFonts w:ascii="Open Sans" w:hAnsi="Open Sans" w:cs="Open Sans"/>
+          <w:color w:val="212121"/>
+          <w:sz w:val="26"/>
+          <w:szCs w:val="26"/>
+        </w:rPr>
+      </w:pPr>
+      <w:proofErr w:type="spellStart"/>
+      <w:r>
+        <w:rPr>
+          <w:rStyle w:val="c9dxtc"/>
+          <w:rFonts w:ascii="Open Sans" w:hAnsi="Open Sans" w:cs="Open Sans"/>
+          <w:i/>
+          <w:iCs/>
+          <w:color w:val="212121"/>
+          <w:sz w:val="20"/>
+          <w:szCs w:val="20"/>
+        </w:rPr>
+        <w:t>Asyhadu</w:t>
+      </w:r>
+      <w:proofErr w:type="spellEnd"/>
+      <w:r>
+        <w:rPr>
+          <w:rStyle w:val="c9dxtc"/>
+          <w:rFonts w:ascii="Open Sans" w:hAnsi="Open Sans" w:cs="Open Sans"/>
+          <w:i/>
+          <w:iCs/>
+          <w:color w:val="212121"/>
+          <w:sz w:val="20"/>
+          <w:szCs w:val="20"/>
+        </w:rPr>
+        <w:t xml:space="preserve"> an </w:t>
+      </w:r>
+      <w:proofErr w:type="spellStart"/>
+      <w:r>
+        <w:rPr>
+          <w:rStyle w:val="c9dxtc"/>
+          <w:rFonts w:ascii="Open Sans" w:hAnsi="Open Sans" w:cs="Open Sans"/>
+          <w:i/>
+          <w:iCs/>
+          <w:color w:val="212121"/>
+          <w:sz w:val="20"/>
+          <w:szCs w:val="20"/>
+        </w:rPr>
+        <w:t>laa</w:t>
+      </w:r>
+      <w:proofErr w:type="spellEnd"/>
+      <w:r>
+        <w:rPr>
+          <w:rStyle w:val="c9dxtc"/>
+          <w:rFonts w:ascii="Open Sans" w:hAnsi="Open Sans" w:cs="Open Sans"/>
+          <w:i/>
+          <w:iCs/>
+          <w:color w:val="212121"/>
+          <w:sz w:val="20"/>
+          <w:szCs w:val="20"/>
+        </w:rPr>
+        <w:t xml:space="preserve"> </w:t>
+      </w:r>
+      <w:proofErr w:type="spellStart"/>
+      <w:r>
+        <w:rPr>
+          <w:rStyle w:val="c9dxtc"/>
+          <w:rFonts w:ascii="Open Sans" w:hAnsi="Open Sans" w:cs="Open Sans"/>
+          <w:i/>
+          <w:iCs/>
+          <w:color w:val="212121"/>
+          <w:sz w:val="20"/>
+          <w:szCs w:val="20"/>
+        </w:rPr>
+        <w:t>ilaaha</w:t>
+      </w:r>
+      <w:proofErr w:type="spellEnd"/>
+      <w:r>
+        <w:rPr>
+          <w:rStyle w:val="c9dxtc"/>
+          <w:rFonts w:ascii="Open Sans" w:hAnsi="Open Sans" w:cs="Open Sans"/>
+          <w:i/>
+          <w:iCs/>
+          <w:color w:val="212121"/>
+          <w:sz w:val="20"/>
+          <w:szCs w:val="20"/>
+        </w:rPr>
+        <w:t xml:space="preserve"> </w:t>
+      </w:r>
+      <w:proofErr w:type="spellStart"/>
+      <w:r>
+        <w:rPr>
+          <w:rStyle w:val="c9dxtc"/>
+          <w:rFonts w:ascii="Open Sans" w:hAnsi="Open Sans" w:cs="Open Sans"/>
+          <w:i/>
+          <w:iCs/>
+          <w:color w:val="212121"/>
+          <w:sz w:val="20"/>
+          <w:szCs w:val="20"/>
+        </w:rPr>
+        <w:t>illallaahu</w:t>
+      </w:r>
+      <w:proofErr w:type="spellEnd"/>
+      <w:r>
+        <w:rPr>
+          <w:rStyle w:val="c9dxtc"/>
+          <w:rFonts w:ascii="Open Sans" w:hAnsi="Open Sans" w:cs="Open Sans"/>
+          <w:i/>
+          <w:iCs/>
+          <w:color w:val="212121"/>
+          <w:sz w:val="20"/>
+          <w:szCs w:val="20"/>
+        </w:rPr>
+        <w:t xml:space="preserve">, </w:t>
+      </w:r>
+      <w:proofErr w:type="spellStart"/>
+      <w:r>
+        <w:rPr>
+          <w:rStyle w:val="c9dxtc"/>
+          <w:rFonts w:ascii="Open Sans" w:hAnsi="Open Sans" w:cs="Open Sans"/>
+          <w:i/>
+          <w:iCs/>
+          <w:color w:val="212121"/>
+          <w:sz w:val="20"/>
+          <w:szCs w:val="20"/>
+        </w:rPr>
+        <w:t>wa</w:t>
+      </w:r>
+      <w:proofErr w:type="spellEnd"/>
+      <w:r>
+        <w:rPr>
+          <w:rStyle w:val="c9dxtc"/>
+          <w:rFonts w:ascii="Open Sans" w:hAnsi="Open Sans" w:cs="Open Sans"/>
+          <w:i/>
+          <w:iCs/>
+          <w:color w:val="212121"/>
+          <w:sz w:val="20"/>
+          <w:szCs w:val="20"/>
+        </w:rPr>
+        <w:t xml:space="preserve"> </w:t>
+      </w:r>
+      <w:proofErr w:type="spellStart"/>
+      <w:r>
+        <w:rPr>
+          <w:rStyle w:val="c9dxtc"/>
+          <w:rFonts w:ascii="Open Sans" w:hAnsi="Open Sans" w:cs="Open Sans"/>
+          <w:i/>
+          <w:iCs/>
+          <w:color w:val="212121"/>
+          <w:sz w:val="20"/>
+          <w:szCs w:val="20"/>
+        </w:rPr>
+        <w:t>asyhaduanna</w:t>
+      </w:r>
+      <w:proofErr w:type="spellEnd"/>
+      <w:r>
+        <w:rPr>
+          <w:rStyle w:val="c9dxtc"/>
+          <w:rFonts w:ascii="Open Sans" w:hAnsi="Open Sans" w:cs="Open Sans"/>
+          <w:i/>
+          <w:iCs/>
+          <w:color w:val="212121"/>
+          <w:sz w:val="20"/>
+          <w:szCs w:val="20"/>
+        </w:rPr>
+        <w:t xml:space="preserve"> </w:t>
+      </w:r>
+      <w:proofErr w:type="spellStart"/>
+      <w:r>
+        <w:rPr>
+          <w:rStyle w:val="c9dxtc"/>
+          <w:rFonts w:ascii="Open Sans" w:hAnsi="Open Sans" w:cs="Open Sans"/>
+          <w:i/>
+          <w:iCs/>
+          <w:color w:val="212121"/>
+          <w:sz w:val="20"/>
+          <w:szCs w:val="20"/>
+        </w:rPr>
+        <w:t>muhammadar</w:t>
+      </w:r>
+      <w:proofErr w:type="spellEnd"/>
+      <w:r>
+        <w:rPr>
+          <w:rStyle w:val="c9dxtc"/>
+          <w:rFonts w:ascii="Open Sans" w:hAnsi="Open Sans" w:cs="Open Sans"/>
+          <w:i/>
+          <w:iCs/>
+          <w:color w:val="212121"/>
+          <w:sz w:val="20"/>
+          <w:szCs w:val="20"/>
+        </w:rPr>
+        <w:t xml:space="preserve"> </w:t>
+      </w:r>
+      <w:proofErr w:type="spellStart"/>
+      <w:r>
+        <w:rPr>
+          <w:rStyle w:val="c9dxtc"/>
+          <w:rFonts w:ascii="Open Sans" w:hAnsi="Open Sans" w:cs="Open Sans"/>
+          <w:i/>
+          <w:iCs/>
+          <w:color w:val="212121"/>
+          <w:sz w:val="20"/>
+          <w:szCs w:val="20"/>
+        </w:rPr>
+        <w:t>rasuulullah</w:t>
+      </w:r>
+      <w:proofErr w:type="spellEnd"/>
+      <w:r>
+        <w:rPr>
+          <w:rStyle w:val="c9dxtc"/>
+          <w:rFonts w:ascii="Open Sans" w:hAnsi="Open Sans" w:cs="Open Sans"/>
+          <w:i/>
+          <w:iCs/>
+          <w:color w:val="212121"/>
+          <w:sz w:val="26"/>
+          <w:szCs w:val="26"/>
+        </w:rPr>
+        <w:t>.</w:t>
+      </w:r>
+    </w:p>
+    <w:p>
+      <w:pPr>
+        <w:pStyle w:val="zfr3q"/>
+        <w:spacing w:before="0" w:beforeAutospacing="0" w:after="0" w:afterAutospacing="0"/>
+        <w:ind w:left="300"/>
+        <w:jc w:val="center"/>
+        <w:rPr>
+          <w:rFonts w:ascii="Open Sans" w:hAnsi="Open Sans" w:cs="Open Sans"/>
+          <w:color w:val="212121"/>
+        </w:rPr>
+      </w:pPr>
+      <w:r>
+        <w:rPr>
+          <w:rStyle w:val="c9dxtc"/>
+          <w:rFonts w:ascii="Open Sans" w:hAnsi="Open Sans" w:cs="Open Sans"/>
+          <w:i/>
+          <w:iCs/>
+          <w:color w:val="212121"/>
+        </w:rPr>
+        <w:t xml:space="preserve">“Aku </w:t>
+      </w:r>
+      <w:proofErr w:type="spellStart"/>
+      <w:r>
+        <w:rPr>
+          <w:rStyle w:val="c9dxtc"/>
+          <w:rFonts w:ascii="Open Sans" w:hAnsi="Open Sans" w:cs="Open Sans"/>
+          <w:i/>
+          <w:iCs/>
+          <w:color w:val="212121"/>
+        </w:rPr>
+        <w:t>bersaksi</w:t>
+      </w:r>
+      <w:proofErr w:type="spellEnd"/>
+      <w:r>
+        <w:rPr>
+          <w:rStyle w:val="c9dxtc"/>
+          <w:rFonts w:ascii="Open Sans" w:hAnsi="Open Sans" w:cs="Open Sans"/>
+          <w:i/>
+          <w:iCs/>
+          <w:color w:val="212121"/>
+        </w:rPr>
+        <w:t xml:space="preserve"> </w:t>
+      </w:r>
+      <w:proofErr w:type="spellStart"/>
+      <w:r>
+        <w:rPr>
+          <w:rStyle w:val="c9dxtc"/>
+          <w:rFonts w:ascii="Open Sans" w:hAnsi="Open Sans" w:cs="Open Sans"/>
+          <w:i/>
+          <w:iCs/>
+          <w:color w:val="212121"/>
+        </w:rPr>
+        <w:t>bahwa</w:t>
+      </w:r>
+      <w:proofErr w:type="spellEnd"/>
+      <w:r>
+        <w:rPr>
+          <w:rStyle w:val="c9dxtc"/>
+          <w:rFonts w:ascii="Open Sans" w:hAnsi="Open Sans" w:cs="Open Sans"/>
+          <w:i/>
+          <w:iCs/>
+          <w:color w:val="212121"/>
+        </w:rPr>
+        <w:t xml:space="preserve"> </w:t>
+      </w:r>
+      <w:proofErr w:type="spellStart"/>
+      <w:r>
+        <w:rPr>
+          <w:rStyle w:val="c9dxtc"/>
+          <w:rFonts w:ascii="Open Sans" w:hAnsi="Open Sans" w:cs="Open Sans"/>
+          <w:i/>
+          <w:iCs/>
+          <w:color w:val="212121"/>
+        </w:rPr>
+        <w:t>tiada</w:t>
+      </w:r>
+      <w:proofErr w:type="spellEnd"/>
+      <w:r>
+        <w:rPr>
+          <w:rStyle w:val="c9dxtc"/>
+          <w:rFonts w:ascii="Open Sans" w:hAnsi="Open Sans" w:cs="Open Sans"/>
+          <w:i/>
+          <w:iCs/>
+          <w:color w:val="212121"/>
+        </w:rPr>
+        <w:t xml:space="preserve"> </w:t>
+      </w:r>
+      <w:proofErr w:type="spellStart"/>
+      <w:r>
+        <w:rPr>
+          <w:rStyle w:val="c9dxtc"/>
+          <w:rFonts w:ascii="Open Sans" w:hAnsi="Open Sans" w:cs="Open Sans"/>
+          <w:i/>
+          <w:iCs/>
+          <w:color w:val="212121"/>
+        </w:rPr>
+        <w:t>tuhan</w:t>
+      </w:r>
+      <w:proofErr w:type="spellEnd"/>
+      <w:r>
+        <w:rPr>
+          <w:rStyle w:val="c9dxtc"/>
+          <w:rFonts w:ascii="Open Sans" w:hAnsi="Open Sans" w:cs="Open Sans"/>
+          <w:i/>
+          <w:iCs/>
+          <w:color w:val="212121"/>
+        </w:rPr>
+        <w:t xml:space="preserve"> </w:t>
+      </w:r>
+      <w:proofErr w:type="spellStart"/>
+      <w:r>
+        <w:rPr>
+          <w:rStyle w:val="c9dxtc"/>
+          <w:rFonts w:ascii="Open Sans" w:hAnsi="Open Sans" w:cs="Open Sans"/>
+          <w:i/>
+          <w:iCs/>
+          <w:color w:val="212121"/>
+        </w:rPr>
+        <w:t>selain</w:t>
+      </w:r>
+      <w:proofErr w:type="spellEnd"/>
+      <w:r>
+        <w:rPr>
+          <w:rStyle w:val="c9dxtc"/>
+          <w:rFonts w:ascii="Open Sans" w:hAnsi="Open Sans" w:cs="Open Sans"/>
+          <w:i/>
+          <w:iCs/>
+          <w:color w:val="212121"/>
+        </w:rPr>
+        <w:t xml:space="preserve"> Allah. Dan (</w:t>
+      </w:r>
+      <w:proofErr w:type="spellStart"/>
+      <w:r>
+        <w:rPr>
+          <w:rStyle w:val="c9dxtc"/>
+          <w:rFonts w:ascii="Open Sans" w:hAnsi="Open Sans" w:cs="Open Sans"/>
+          <w:i/>
+          <w:iCs/>
+          <w:color w:val="212121"/>
+        </w:rPr>
+        <w:t>aku</w:t>
+      </w:r>
+      <w:proofErr w:type="spellEnd"/>
+      <w:r>
+        <w:rPr>
+          <w:rStyle w:val="c9dxtc"/>
+          <w:rFonts w:ascii="Open Sans" w:hAnsi="Open Sans" w:cs="Open Sans"/>
+          <w:i/>
+          <w:iCs/>
+          <w:color w:val="212121"/>
+        </w:rPr>
+        <w:t xml:space="preserve"> </w:t>
+      </w:r>
+      <w:proofErr w:type="spellStart"/>
+      <w:r>
+        <w:rPr>
+          <w:rStyle w:val="c9dxtc"/>
+          <w:rFonts w:ascii="Open Sans" w:hAnsi="Open Sans" w:cs="Open Sans"/>
+          <w:i/>
+          <w:iCs/>
+          <w:color w:val="212121"/>
+        </w:rPr>
+        <w:t>bersaksi</w:t>
+      </w:r>
+      <w:proofErr w:type="spellEnd"/>
+      <w:r>
+        <w:rPr>
+          <w:rStyle w:val="c9dxtc"/>
+          <w:rFonts w:ascii="Open Sans" w:hAnsi="Open Sans" w:cs="Open Sans"/>
+          <w:i/>
+          <w:iCs/>
+          <w:color w:val="212121"/>
+        </w:rPr>
+        <w:t xml:space="preserve">) </w:t>
+      </w:r>
+      <w:proofErr w:type="spellStart"/>
+      <w:r>
+        <w:rPr>
+          <w:rStyle w:val="c9dxtc"/>
+          <w:rFonts w:ascii="Open Sans" w:hAnsi="Open Sans" w:cs="Open Sans"/>
+          <w:i/>
+          <w:iCs/>
+          <w:color w:val="212121"/>
+        </w:rPr>
+        <w:t>bahwa</w:t>
+      </w:r>
+      <w:proofErr w:type="spellEnd"/>
+      <w:r>
+        <w:rPr>
+          <w:rStyle w:val="c9dxtc"/>
+          <w:rFonts w:ascii="Open Sans" w:hAnsi="Open Sans" w:cs="Open Sans"/>
+          <w:i/>
+          <w:iCs/>
+          <w:color w:val="212121"/>
+        </w:rPr>
+        <w:t xml:space="preserve"> Nabi Muhammad </w:t>
+      </w:r>
+      <w:proofErr w:type="spellStart"/>
+      <w:r>
+        <w:rPr>
+          <w:rStyle w:val="c9dxtc"/>
+          <w:rFonts w:ascii="Open Sans" w:hAnsi="Open Sans" w:cs="Open Sans"/>
+          <w:i/>
+          <w:iCs/>
+          <w:color w:val="212121"/>
+        </w:rPr>
+        <w:t>adalah</w:t>
+      </w:r>
+      <w:proofErr w:type="spellEnd"/>
+      <w:r>
+        <w:rPr>
+          <w:rStyle w:val="c9dxtc"/>
+          <w:rFonts w:ascii="Open Sans" w:hAnsi="Open Sans" w:cs="Open Sans"/>
+          <w:i/>
+          <w:iCs/>
+          <w:color w:val="212121"/>
+        </w:rPr>
+        <w:t xml:space="preserve"> </w:t>
+      </w:r>
+      <w:proofErr w:type="spellStart"/>
+      <w:r>
+        <w:rPr>
+          <w:rStyle w:val="c9dxtc"/>
+          <w:rFonts w:ascii="Open Sans" w:hAnsi="Open Sans" w:cs="Open Sans"/>
+          <w:i/>
+          <w:iCs/>
+          <w:color w:val="212121"/>
+        </w:rPr>
+        <w:t>utusan</w:t>
+      </w:r>
+      <w:proofErr w:type="spellEnd"/>
+      <w:r>
+        <w:rPr>
+          <w:rStyle w:val="c9dxtc"/>
+          <w:rFonts w:ascii="Open Sans" w:hAnsi="Open Sans" w:cs="Open Sans"/>
+          <w:i/>
+          <w:iCs/>
+          <w:color w:val="212121"/>
+        </w:rPr>
+        <w:t xml:space="preserve"> Allah.”</w:t>
+      </w:r>
+    </w:p>
+    <w:p>
+      <w:pPr>
+        <w:rPr>
+          <w:rFonts w:cstheme="minorHAnsi"/>
+          <w:sz w:val="28"/>
+          <w:szCs w:val="28"/>
+        </w:rPr>
+      </w:pPr>
+    </w:p>
+    <w:p>
+      <w:pPr>
+        <w:rPr>
+          <w:rFonts w:cstheme="minorHAnsi"/>
+          <w:sz w:val="28"/>
+          <w:szCs w:val="28"/>
+        </w:rPr>
+      </w:pPr>
+      <w:r>
+        <w:rPr>
+          <w:rFonts w:cstheme="minorHAnsi"/>
+        </w:rPr>
+        <w:t xml:space="preserve">Surat </w:t>
+      </w:r>
+      <w:proofErr w:type="spellStart"/>
+      <w:r>
+        <w:rPr>
+          <w:rFonts w:cstheme="minorHAnsi"/>
+        </w:rPr>
+        <w:t>keterangan</w:t>
+      </w:r>
+      <w:proofErr w:type="spellEnd"/>
+      <w:r>
+        <w:rPr>
+          <w:rFonts w:cstheme="minorHAnsi"/>
+        </w:rPr>
+        <w:t xml:space="preserve"> </w:t>
+      </w:r>
+      <w:proofErr w:type="spellStart"/>
+      <w:r>
+        <w:rPr>
+          <w:rFonts w:cstheme="minorHAnsi"/>
+        </w:rPr>
+        <w:t>ini</w:t>
+      </w:r>
+      <w:proofErr w:type="spellEnd"/>
+      <w:r>
+        <w:rPr>
+          <w:rFonts w:cstheme="minorHAnsi"/>
+        </w:rPr>
+        <w:t xml:space="preserve"> di </w:t>
+      </w:r>
+      <w:proofErr w:type="spellStart"/>
+      <w:r>
+        <w:rPr>
+          <w:rFonts w:cstheme="minorHAnsi"/>
+        </w:rPr>
+        <w:t>berikan</w:t>
+      </w:r>
+      <w:proofErr w:type="spellEnd"/>
+      <w:r>
+        <w:rPr>
+          <w:rFonts w:cstheme="minorHAnsi"/>
+        </w:rPr>
+        <w:t xml:space="preserve"> </w:t>
+      </w:r>
+      <w:proofErr w:type="spellStart"/>
+      <w:r>
+        <w:rPr>
+          <w:rFonts w:cstheme="minorHAnsi"/>
+        </w:rPr>
+        <w:t>atas</w:t>
+      </w:r>
+      <w:proofErr w:type="spellEnd"/>
+      <w:r>
+        <w:rPr>
+          <w:rFonts w:cstheme="minorHAnsi"/>
+        </w:rPr>
+        <w:t xml:space="preserve"> rasa </w:t>
+      </w:r>
+      <w:proofErr w:type="spellStart"/>
+      <w:r>
+        <w:rPr>
+          <w:rFonts w:cstheme="minorHAnsi"/>
+        </w:rPr>
+        <w:t>persaudaraan</w:t>
+      </w:r>
+      <w:proofErr w:type="spellEnd"/>
+      <w:r>
+        <w:rPr>
+          <w:rFonts w:cstheme="minorHAnsi"/>
+        </w:rPr>
+        <w:t xml:space="preserve"> dan </w:t>
+      </w:r>
+      <w:proofErr w:type="spellStart"/>
+      <w:r>
+        <w:rPr>
+          <w:rFonts w:cstheme="minorHAnsi"/>
+        </w:rPr>
+        <w:t>sebagai</w:t>
+      </w:r>
+      <w:proofErr w:type="spellEnd"/>
+      <w:r>
+        <w:rPr>
+          <w:rFonts w:cstheme="minorHAnsi"/>
+        </w:rPr>
+        <w:t xml:space="preserve"> </w:t>
+      </w:r>
+      <w:proofErr w:type="spellStart"/>
+      <w:r>
+        <w:rPr>
+          <w:rFonts w:cstheme="minorHAnsi"/>
+        </w:rPr>
+        <w:t>bukti</w:t>
+      </w:r>
+      <w:proofErr w:type="spellEnd"/>
+      <w:r>
+        <w:rPr>
+          <w:rFonts w:cstheme="minorHAnsi"/>
+        </w:rPr>
+        <w:t xml:space="preserve"> </w:t>
+      </w:r>
+      <w:proofErr w:type="spellStart"/>
+      <w:r>
+        <w:rPr>
+          <w:rFonts w:cstheme="minorHAnsi"/>
+        </w:rPr>
+        <w:t>bahwa</w:t>
+      </w:r>
+      <w:proofErr w:type="spellEnd"/>
+      <w:r>
+        <w:rPr>
+          <w:rFonts w:cstheme="minorHAnsi"/>
+        </w:rPr>
+        <w:t xml:space="preserve"> yang </w:t>
+      </w:r>
+      <w:proofErr w:type="spellStart"/>
+      <w:r>
+        <w:rPr>
+          <w:rFonts w:cstheme="minorHAnsi"/>
+        </w:rPr>
+        <w:t>bersangkutan</w:t>
+      </w:r>
+      <w:proofErr w:type="spellEnd"/>
+      <w:r>
+        <w:rPr>
+          <w:rFonts w:cstheme="minorHAnsi"/>
+        </w:rPr>
+        <w:t xml:space="preserve"> </w:t>
+      </w:r>
+      <w:proofErr w:type="spellStart"/>
+      <w:r>
+        <w:rPr>
+          <w:rFonts w:cstheme="minorHAnsi"/>
+        </w:rPr>
+        <w:t>telah</w:t>
+      </w:r>
+      <w:proofErr w:type="spellEnd"/>
+      <w:r>
+        <w:rPr>
+          <w:rFonts w:cstheme="minorHAnsi"/>
+        </w:rPr>
+        <w:t xml:space="preserve"> </w:t>
+      </w:r>
+      <w:proofErr w:type="spellStart"/>
+      <w:r>
+        <w:rPr>
+          <w:rFonts w:cstheme="minorHAnsi"/>
+        </w:rPr>
+        <w:t>menjadi</w:t>
+      </w:r>
+      <w:proofErr w:type="spellEnd"/>
+      <w:r>
+        <w:rPr>
+          <w:rFonts w:cstheme="minorHAnsi"/>
+        </w:rPr>
+        <w:t xml:space="preserve"> </w:t>
+      </w:r>
+      <w:proofErr w:type="spellStart"/>
+      <w:r>
+        <w:rPr>
+          <w:rFonts w:cstheme="minorHAnsi"/>
+        </w:rPr>
+        <w:t>keluarga</w:t>
+      </w:r>
+      <w:proofErr w:type="spellEnd"/>
+      <w:r>
+        <w:rPr>
+          <w:rFonts w:cstheme="minorHAnsi"/>
+        </w:rPr>
+        <w:t xml:space="preserve"> </w:t>
+      </w:r>
+      <w:proofErr w:type="spellStart"/>
+      <w:r>
+        <w:rPr>
+          <w:rFonts w:cstheme="minorHAnsi"/>
+        </w:rPr>
+        <w:t>besar</w:t>
+      </w:r>
+      <w:proofErr w:type="spellEnd"/>
+      <w:r>
+        <w:rPr>
+          <w:rFonts w:cstheme="minorHAnsi"/>
+        </w:rPr>
+        <w:t xml:space="preserve"> </w:t>
+      </w:r>
+      <w:proofErr w:type="spellStart"/>
+      <w:r>
+        <w:rPr>
+          <w:rFonts w:cstheme="minorHAnsi"/>
+        </w:rPr>
+        <w:t>muslim</w:t>
+      </w:r>
+      <w:proofErr w:type="spellEnd"/>
+      <w:r>
+        <w:rPr>
+          <w:rFonts w:cstheme="minorHAnsi"/>
+        </w:rPr>
+        <w:t xml:space="preserve"> dan Muslimah </w:t>
+      </w:r>
+      <w:proofErr w:type="spellStart"/>
+      <w:r>
+        <w:rPr>
+          <w:rFonts w:cstheme="minorHAnsi"/>
+        </w:rPr>
+        <w:t>serta</w:t>
+      </w:r>
+      <w:proofErr w:type="spellEnd"/>
+      <w:r>
+        <w:rPr>
+          <w:rFonts w:cstheme="minorHAnsi"/>
+        </w:rPr>
+        <w:t xml:space="preserve"> </w:t>
+      </w:r>
+      <w:proofErr w:type="spellStart"/>
+      <w:r>
+        <w:rPr>
+          <w:rFonts w:cstheme="minorHAnsi"/>
+        </w:rPr>
+        <w:t>dapat</w:t>
+      </w:r>
+      <w:proofErr w:type="spellEnd"/>
+      <w:r>
+        <w:rPr>
+          <w:rFonts w:cstheme="minorHAnsi"/>
+        </w:rPr>
+        <w:t xml:space="preserve"> di </w:t>
+      </w:r>
+      <w:proofErr w:type="spellStart"/>
+      <w:proofErr w:type="gramStart"/>
+      <w:r>
+        <w:rPr>
+          <w:rFonts w:cstheme="minorHAnsi"/>
+        </w:rPr>
+        <w:t>pergunakan</w:t>
+      </w:r>
+      <w:proofErr w:type="spellEnd"/>
+      <w:r>
+        <w:rPr>
+          <w:rFonts w:cstheme="minorHAnsi"/>
+        </w:rPr>
+        <w:t xml:space="preserve">  </w:t>
+      </w:r>
+      <w:proofErr w:type="spellStart"/>
+      <w:r>
+        <w:rPr>
+          <w:rFonts w:cstheme="minorHAnsi"/>
+        </w:rPr>
+        <w:t>sebagaimana</w:t>
+      </w:r>
+      <w:proofErr w:type="spellEnd"/>
+      <w:proofErr w:type="gramEnd"/>
+      <w:r>
+        <w:rPr>
+          <w:rFonts w:cstheme="minorHAnsi"/>
+        </w:rPr>
+        <w:t xml:space="preserve"> </w:t>
+      </w:r>
+      <w:proofErr w:type="spellStart"/>
+      <w:r>
+        <w:rPr>
+          <w:rFonts w:cstheme="minorHAnsi"/>
+        </w:rPr>
+        <w:t>mestinya</w:t>
+      </w:r>
+      <w:proofErr w:type="spellEnd"/>
+      <w:r>
+        <w:rPr>
+          <w:rFonts w:cstheme="minorHAnsi"/>
+          <w:sz w:val="28"/>
+          <w:szCs w:val="28"/>
+        </w:rPr>
+        <w:t>.</w:t>
+      </w:r>
+    </w:p>
+    <w:p>
+      <w:pPr>
+        <w:rPr>
+          <w:rFonts w:cstheme="minorHAnsi"/>
+        </w:rPr>
+      </w:pPr>
+      <w:r>
+        <w:rPr>
+          <w:rFonts w:cstheme="minorHAnsi"/>
+          <w:sz w:val="28"/>
+          <w:szCs w:val="28"/>
+        </w:rPr>
+        <w:tab/>
+      </w:r>
+      <w:r>
+        <w:rPr>
+          <w:rFonts w:cstheme="minorHAnsi"/>
+          <w:sz w:val="28"/>
+          <w:szCs w:val="28"/>
+        </w:rPr>
+        <w:tab/>
+      </w:r>
+      <w:r>
+        <w:rPr>
+          <w:rFonts w:cstheme="minorHAnsi"/>
+          <w:sz w:val="28"/>
+          <w:szCs w:val="28"/>
+        </w:rPr>
+        <w:tab/>
+      </w:r>
+      <w:r>
+        <w:rPr>
+          <w:rFonts w:cstheme="minorHAnsi"/>
+          <w:sz w:val="28"/>
+          <w:szCs w:val="28"/>
+        </w:rPr>
+        <w:tab/>
+      </w:r>
+      <w:r>
+        <w:rPr>
+          <w:rFonts w:cstheme="minorHAnsi"/>
+          <w:sz w:val="28"/>
+          <w:szCs w:val="28"/>
+        </w:rPr>
+        <w:tab/>
+      </w:r>
+      <w:r>
+        <w:rPr>
+          <w:rFonts w:cstheme="minorHAnsi"/>
+          <w:sz w:val="28"/>
+          <w:szCs w:val="28"/>
+        </w:rPr>
+        <w:tab/>
+      </w:r>
+      <w:r>
+        <w:rPr>
+          <w:rFonts w:cstheme="minorHAnsi"/>
+          <w:sz w:val="28"/>
+          <w:szCs w:val="28"/>
+        </w:rPr>
+        <w:tab/>
+      </w:r>
+      <w:r>
+        <w:rPr>
+          <w:rFonts w:cstheme="minorHAnsi"/>
+          <w:sz w:val="28"/>
+          <w:szCs w:val="28"/>
+        </w:rPr>
+        <w:tab/>
+      </w:r>
+      <w:r>
+        <w:rPr>
+          <w:rFonts w:cstheme="minorHAnsi"/>
+          <w:sz w:val="28"/>
+          <w:szCs w:val="28"/>
+        </w:rPr>
+        <w:tab/>
+      </w:r>
+      <w:r>
+        <w:rPr>
+          <w:rFonts w:cstheme="minorHAnsi"/>
+        </w:rPr>
+        <w:t xml:space="preserve">Bekasi, 24 </w:t>
+      </w:r>
+      <w:proofErr w:type="spellStart"/>
+      <w:r>
+        <w:rPr>
+          <w:rFonts w:cstheme="minorHAnsi"/>
+        </w:rPr>
+        <w:t>Febuari</w:t>
+      </w:r>
+      <w:proofErr w:type="spellEnd"/>
+      <w:r>
+        <w:rPr>
+          <w:rFonts w:cstheme="minorHAnsi"/>
+        </w:rPr>
+        <w:t xml:space="preserve"> 2026 </w:t>
+      </w:r>
+    </w:p>
+    <w:p>
+      <w:pPr>
+        <w:rPr>
+          <w:rFonts w:cstheme="minorHAnsi"/>
+        </w:rPr>
+      </w:pPr>
+      <w:r>
+        <w:rPr>
+          <w:rFonts w:cstheme="minorHAnsi"/>
+        </w:rPr>
+        <w:tab/>
+      </w:r>
+      <w:r>
+        <w:rPr>
+          <w:rFonts w:cstheme="minorHAnsi"/>
+        </w:rPr>
+        <w:tab/>
+      </w:r>
+      <w:r>
+        <w:rPr>
+          <w:rFonts w:cstheme="minorHAnsi"/>
+        </w:rPr>
+        <w:tab/>
+      </w:r>
+      <w:r>
+        <w:rPr>
+          <w:rFonts w:cstheme="minorHAnsi"/>
+        </w:rPr>
+        <w:tab/>
+      </w:r>
+      <w:r>
+        <w:rPr>
+          <w:rFonts w:cstheme="minorHAnsi"/>
+        </w:rPr>
+        <w:tab/>
+      </w:r>
+      <w:r>
+        <w:rPr>
+          <w:rFonts w:cstheme="minorHAnsi"/>
+        </w:rPr>
+        <w:tab/>
+      </w:r>
+      <w:r>
+        <w:rPr>
+          <w:rFonts w:cstheme="minorHAnsi"/>
+        </w:rPr>
+        <w:tab/>
+      </w:r>
+      <w:proofErr w:type="spellStart"/>
+      <w:r>
+        <w:rPr>
+          <w:rFonts w:cstheme="minorHAnsi"/>
+        </w:rPr>
+        <w:t>Ketua</w:t>
+      </w:r>
+      <w:proofErr w:type="spellEnd"/>
+      <w:r>
+        <w:rPr>
+          <w:rFonts w:cstheme="minorHAnsi"/>
+        </w:rPr>
+        <w:t xml:space="preserve"> DKM Masjid Jami Nurul </w:t>
+      </w:r>
+      <w:proofErr w:type="spellStart"/>
+      <w:r>
+        <w:rPr>
+          <w:rFonts w:cstheme="minorHAnsi"/>
+        </w:rPr>
+        <w:t>Wafa</w:t>
+      </w:r>
+      <w:proofErr w:type="spellEnd"/>
+    </w:p>
+    <w:p>
+      <w:pPr>
+        <w:rPr>
+          <w:rFonts w:cstheme="minorHAnsi"/>
+        </w:rPr>
+      </w:pPr>
+    </w:p>
+    <w:p>
+      <w:pPr>
+        <w:rPr>
+          <w:rFonts w:cstheme="minorHAnsi"/>
+        </w:rPr>
+      </w:pPr>
+      <w:proofErr w:type="spellStart"/>
+      <w:r>
+        <w:rPr>
+          <w:rFonts w:cstheme="minorHAnsi"/>
+        </w:rPr>
+        <w:t>Dafie</w:t>
+      </w:r>
+      <w:proofErr w:type="spellEnd"/>
+      <w:r>
+        <w:rPr>
+          <w:rFonts w:cstheme="minorHAnsi"/>
+        </w:rPr>
+        <w:t xml:space="preserve"> </w:t>
+      </w:r>
+      <w:proofErr w:type="spellStart"/>
+      <w:r>
+        <w:rPr>
+          <w:rFonts w:cstheme="minorHAnsi"/>
+        </w:rPr>
+        <w:t>Anastasya</w:t>
+      </w:r>
+      <w:proofErr w:type="spellEnd"/>
+      <w:r>
+        <w:rPr>
+          <w:rFonts w:cstheme="minorHAnsi"/>
+        </w:rPr>
+        <w:tab/>
+      </w:r>
+      <w:r>
+        <w:rPr>
+          <w:rFonts w:cstheme="minorHAnsi"/>
+        </w:rPr>
+        <w:tab/>
+      </w:r>
+      <w:r>
+        <w:rPr>
+          <w:rFonts w:cstheme="minorHAnsi"/>
+        </w:rPr>
+        <w:tab/>
+      </w:r>
+      <w:r>
+        <w:rPr>
+          <w:rFonts w:cstheme="minorHAnsi"/>
+        </w:rPr>
+        <w:tab/>
+      </w:r>
+      <w:r>
+        <w:rPr>
+          <w:rFonts w:cstheme="minorHAnsi"/>
+        </w:rPr>
+        <w:tab/>
+      </w:r>
+      <w:r>
+        <w:rPr>
+          <w:rFonts w:cstheme="minorHAnsi"/>
+        </w:rPr>
+        <w:tab/>
+      </w:r>
+      <w:r>
+        <w:rPr>
+          <w:rFonts w:cstheme="minorHAnsi"/>
+        </w:rPr>
+        <w:tab/>
+      </w:r>
+      <w:proofErr w:type="spellStart"/>
+      <w:r>
+        <w:rPr>
+          <w:rFonts w:cstheme="minorHAnsi"/>
+        </w:rPr>
+        <w:t>Ustadz</w:t>
+      </w:r>
+      <w:proofErr w:type="spellEnd"/>
+      <w:r>
+        <w:rPr>
+          <w:rFonts w:cstheme="minorHAnsi"/>
+        </w:rPr>
+        <w:t xml:space="preserve"> </w:t>
+      </w:r>
+      <w:proofErr w:type="gramStart"/>
+      <w:r>
+        <w:rPr>
+          <w:rFonts w:cstheme="minorHAnsi"/>
+        </w:rPr>
+        <w:t>Abdul  Manan</w:t>
+      </w:r>
+      <w:proofErr w:type="gramEnd"/>
+    </w:p>
+    <w:p>
+      <w:pPr>
+        <w:rPr>
+          <w:rFonts w:cstheme="minorHAnsi"/>
+        </w:rPr>
+      </w:pPr>
+    </w:p>
+    <w:p>
+      <w:pPr>
+        <w:spacing w:after="0"/>
+        <w:rPr>
+          <w:rFonts w:cstheme="minorHAnsi"/>
+        </w:rPr>
+      </w:pPr>
+      <w:proofErr w:type="spellStart"/>
+      <w:r>
+        <w:rPr>
+          <w:rFonts w:cstheme="minorHAnsi"/>
+        </w:rPr>
+        <w:t>Saksi-</w:t>
+      </w:r>
+      <w:proofErr w:type="gramStart"/>
+      <w:r>
+        <w:rPr>
+          <w:rFonts w:cstheme="minorHAnsi"/>
+        </w:rPr>
+        <w:t>Saksi</w:t>
+      </w:r>
+      <w:proofErr w:type="spellEnd"/>
+      <w:r>
+        <w:rPr>
+          <w:rFonts w:cstheme="minorHAnsi"/>
+        </w:rPr>
+        <w:t xml:space="preserve"> :</w:t>
+      </w:r>
+      <w:proofErr w:type="gramEnd"/>
+    </w:p>
+    <w:p>
+      <w:pPr>
+        <w:spacing w:after="0"/>
+        <w:rPr>
+          <w:rFonts w:cstheme="minorHAnsi"/>
+        </w:rPr>
+      </w:pPr>
+      <w:r>
+        <w:rPr>
+          <w:rFonts w:cstheme="minorHAnsi"/>
+        </w:rPr>
+        <w:t>1.</w:t>
+      </w:r>
+    </w:p>
+    <w:p>
+      <w:pPr>
+        <w:spacing w:after="0"/>
+        <w:rPr>
+          <w:rFonts w:cstheme="minorHAnsi"/>
+        </w:rPr>
+      </w:pPr>
+      <w:r>
+        <w:rPr>
+          <w:rFonts w:cstheme="minorHAnsi"/>
+        </w:rPr>
+        <w:t xml:space="preserve">2. </w:t>
       </w:r>
     </w:p>
     <w:sectPr>
@@ -443,6 +3075,25 @@
     <w:semiHidden/>
     <w:unhideWhenUsed/>
   </w:style>
+  <w:style w:type="paragraph" w:customStyle="1" w:styleId="zfr3q">
+    <w:name w:val="zfr3q"/>
+    <w:basedOn w:val="Normal"/>
+    <w:rsid w:val="00CB5E4A"/>
+    <w:pPr>
+      <w:spacing w:before="100" w:beforeAutospacing="1" w:after="100" w:afterAutospacing="1" w:line="240" w:lineRule="auto"/>
+    </w:pPr>
+    <w:rPr>
+      <w:rFonts w:ascii="Times New Roman" w:eastAsia="Times New Roman" w:hAnsi="Times New Roman" w:cs="Times New Roman"/>
+      <w:sz w:val="24"/>
+      <w:szCs w:val="24"/>
+      <w:lang w:val="en-ID" w:eastAsia="en-ID"/>
+    </w:rPr>
+  </w:style>
+  <w:style w:type="character" w:customStyle="1" w:styleId="c9dxtc">
+    <w:name w:val="c9dxtc"/>
+    <w:basedOn w:val="DefaultParagraphFont"/>
+    <w:rsid w:val="00CB5E4A"/>
+  </w:style>
 </w:styles>
 </file>
 
